--- a/outputs/paper_delivery_2026-06-04/notion_ready/EigenSkill-Q_Notion_Page.docx
+++ b/outputs/paper_delivery_2026-06-04/notion_ready/EigenSkill-Q_Notion_Page.docx
@@ -2,7 +2,7 @@
 <file path=word/document.xml><?xml version="1.0" encoding="utf-8"?>
 <w:document xmlns:w="http://schemas.openxmlformats.org/wordprocessingml/2006/main" xmlns:m="http://schemas.openxmlformats.org/officeDocument/2006/math" xmlns:r="http://schemas.openxmlformats.org/officeDocument/2006/relationships" xmlns:o="urn:schemas-microsoft-com:office:office" xmlns:v="urn:schemas-microsoft-com:vml" xmlns:w10="urn:schemas-microsoft-com:office:word" xmlns:a="http://schemas.openxmlformats.org/drawingml/2006/main" xmlns:pic="http://schemas.openxmlformats.org/drawingml/2006/picture" xmlns:wp="http://schemas.openxmlformats.org/drawingml/2006/wordprocessingDrawing">
   <w:body>
-    <w:bookmarkStart w:id="16" w:name="eigenskill-q-阶段交付可验证量化策略旁路"/>
+    <w:bookmarkStart w:id="29" w:name="eigenskill-q-阶段交付可验证量化策略旁路"/>
     <w:p>
       <w:pPr>
         <w:pStyle w:val="Heading1"/>
@@ -233,17 +233,16 @@
     <w:tbl>
       <w:tblPr>
         <w:tblStyle w:val="Table"/>
-        <w:tblW w:type="pct" w:w="5000"/>
-        <w:tblLayout w:type="fixed"/>
+        <w:tblW w:type="auto" w:w="0"/>
         <w:tblLook w:firstRow="1" w:lastRow="0" w:firstColumn="0" w:lastColumn="0" w:noHBand="0" w:noVBand="0" w:val="0020"/>
       </w:tblPr>
       <w:tblGrid>
-        <w:gridCol w:w="1033"/>
-        <w:gridCol w:w="1377"/>
-        <w:gridCol w:w="1377"/>
-        <w:gridCol w:w="1377"/>
-        <w:gridCol w:w="1377"/>
-        <w:gridCol w:w="1377"/>
+        <w:gridCol w:w="1320"/>
+        <w:gridCol w:w="1320"/>
+        <w:gridCol w:w="1320"/>
+        <w:gridCol w:w="1320"/>
+        <w:gridCol w:w="1320"/>
+        <w:gridCol w:w="1320"/>
       </w:tblGrid>
       <w:tr>
         <w:trPr>
@@ -726,6 +725,33 @@
       <w:r>
         <w:rPr>
           <w:rStyle w:val="VerbatimChar"/>
+        </w:rPr>
+        <w:t xml:space="preserve">outputs/paper_delivery_2026-06-04/EigenSkill-Q_CCF-A_Draft_v2_Loss_Sensitive.md</w:t>
+      </w:r>
+      <w:r>
+        <w:br/>
+      </w:r>
+      <w:r>
+        <w:rPr>
+          <w:rStyle w:val="VerbatimChar"/>
+        </w:rPr>
+        <w:t xml:space="preserve">outputs/paper_delivery_2026-06-04/EigenSkill-Q_CCF-A_Draft_v2_Loss_Sensitive.docx</w:t>
+      </w:r>
+      <w:r>
+        <w:br/>
+      </w:r>
+      <w:r>
+        <w:rPr>
+          <w:rStyle w:val="VerbatimChar"/>
+        </w:rPr>
+        <w:t xml:space="preserve">outputs/paper_delivery_2026-06-04/EigenSkill-Q_CCF-A_Draft_v2_Loss_Sensitive.html</w:t>
+      </w:r>
+      <w:r>
+        <w:br/>
+      </w:r>
+      <w:r>
+        <w:rPr>
+          <w:rStyle w:val="VerbatimChar"/>
           <w:rFonts w:hint="eastAsia"/>
         </w:rPr>
         <w:t xml:space="preserve">outputs/paper_delivery_2026-06-04/导师速览.md</w:t>
@@ -741,12 +767,2315 @@
       </w:r>
     </w:p>
     <w:bookmarkEnd w:id="10"/>
-    <w:bookmarkStart w:id="11" w:name="数学主线"/>
+    <w:bookmarkStart w:id="11" w:name="X6cac96f28729c408f9f56aa12beaf78362e77d6"/>
     <w:p>
       <w:pPr>
         <w:pStyle w:val="Heading2"/>
       </w:pPr>
       <w:r>
+        <w:t xml:space="preserve">2026-06-04 </w:t>
+      </w:r>
+      <w:r>
+        <w:rPr>
+          <w:rFonts w:hint="eastAsia"/>
+        </w:rPr>
+        <w:t xml:space="preserve">增补：loss-sensitive</w:t>
+      </w:r>
+      <w:r>
+        <w:t xml:space="preserve"> </w:t>
+      </w:r>
+      <w:r>
+        <w:rPr>
+          <w:rFonts w:hint="eastAsia"/>
+        </w:rPr>
+        <w:t xml:space="preserve">量化分配正结果</w:t>
+      </w:r>
+    </w:p>
+    <w:p>
+      <w:pPr>
+        <w:pStyle w:val="FirstParagraph"/>
+      </w:pPr>
+      <w:r>
+        <w:rPr>
+          <w:rFonts w:hint="eastAsia"/>
+        </w:rPr>
+        <w:t xml:space="preserve">本阶段把</w:t>
+      </w:r>
+      <w:r>
+        <w:t xml:space="preserve"> EigenSkill-Q </w:t>
+      </w:r>
+      <w:r>
+        <w:rPr>
+          <w:rFonts w:hint="eastAsia"/>
+        </w:rPr>
+        <w:t xml:space="preserve">的量化主线从</w:t>
+      </w:r>
+      <w:r>
+        <w:t xml:space="preserve"> activation-stat proxy </w:t>
+      </w:r>
+      <w:r>
+        <w:rPr>
+          <w:rFonts w:hint="eastAsia"/>
+        </w:rPr>
+        <w:t xml:space="preserve">推进到</w:t>
+      </w:r>
+      <w:r>
+        <w:t xml:space="preserve"> measured</w:t>
+      </w:r>
+      <w:r>
+        <w:t xml:space="preserve"> </w:t>
+      </w:r>
+      <w:r>
+        <w:t xml:space="preserve">loss </w:t>
+      </w:r>
+      <w:r>
+        <w:rPr>
+          <w:rFonts w:hint="eastAsia"/>
+        </w:rPr>
+        <w:t xml:space="preserve">sensitivity。具体做法是对</w:t>
+      </w:r>
+      <w:r>
+        <w:t xml:space="preserve"> SmolLM2-360M </w:t>
+      </w:r>
+      <w:r>
+        <w:rPr>
+          <w:rFonts w:hint="eastAsia"/>
+        </w:rPr>
+        <w:t xml:space="preserve">的</w:t>
+      </w:r>
+      <w:r>
+        <w:t xml:space="preserve"> 225 </w:t>
+      </w:r>
+      <w:r>
+        <w:rPr>
+          <w:rFonts w:hint="eastAsia"/>
+        </w:rPr>
+        <w:t xml:space="preserve">个</w:t>
+      </w:r>
+      <w:r>
+        <w:t xml:space="preserve"> Linear </w:t>
+      </w:r>
+      <w:r>
+        <w:rPr>
+          <w:rFonts w:hint="eastAsia"/>
+        </w:rPr>
+        <w:t xml:space="preserve">模块逐一做</w:t>
+      </w:r>
+      <w:r>
+        <w:t xml:space="preserve"> </w:t>
+      </w:r>
+      <w:r>
+        <w:t xml:space="preserve">group-wise INT4 fake </w:t>
+      </w:r>
+      <w:r>
+        <w:rPr>
+          <w:rFonts w:hint="eastAsia"/>
+        </w:rPr>
+        <w:t xml:space="preserve">quant，测量单模块量化导致的短</w:t>
+      </w:r>
+      <w:r>
+        <w:t xml:space="preserve"> prompt loss </w:t>
+      </w:r>
+      <w:r>
+        <w:rPr>
+          <w:rFonts w:hint="eastAsia"/>
+        </w:rPr>
+        <w:t xml:space="preserve">增量，然后</w:t>
+      </w:r>
+      <w:r>
+        <w:t xml:space="preserve"> </w:t>
+      </w:r>
+      <w:r>
+        <w:rPr>
+          <w:rFonts w:hint="eastAsia"/>
+        </w:rPr>
+        <w:t xml:space="preserve">在</w:t>
+      </w:r>
+      <w:r>
+        <w:t xml:space="preserve"> 4.5 weighted average bits </w:t>
+      </w:r>
+      <w:r>
+        <w:rPr>
+          <w:rFonts w:hint="eastAsia"/>
+        </w:rPr>
+        <w:t xml:space="preserve">预算下把</w:t>
+      </w:r>
+      <w:r>
+        <w:t xml:space="preserve"> 8-bit </w:t>
+      </w:r>
+      <w:r>
+        <w:rPr>
+          <w:rFonts w:hint="eastAsia"/>
+        </w:rPr>
+        <w:t xml:space="preserve">分配给最敏感的模块。</w:t>
+      </w:r>
+    </w:p>
+    <w:p>
+      <w:pPr>
+        <w:pStyle w:val="BodyText"/>
+      </w:pPr>
+      <w:r>
+        <w:rPr>
+          <w:rFonts w:hint="eastAsia"/>
+        </w:rPr>
+        <w:t xml:space="preserve">敏感度探测：</w:t>
+      </w:r>
+    </w:p>
+    <w:p>
+      <w:pPr>
+        <w:pStyle w:val="SourceCode"/>
+      </w:pPr>
+      <w:r>
+        <w:rPr>
+          <w:rStyle w:val="VerbatimChar"/>
+        </w:rPr>
+        <w:t xml:space="preserve">model:                       HuggingFaceTB/SmolLM2-360M-Instruct</w:t>
+      </w:r>
+      <w:r>
+        <w:br/>
+      </w:r>
+      <w:r>
+        <w:rPr>
+          <w:rStyle w:val="VerbatimChar"/>
+        </w:rPr>
+        <w:t xml:space="preserve">probe prompts:               4</w:t>
+      </w:r>
+      <w:r>
+        <w:br/>
+      </w:r>
+      <w:r>
+        <w:rPr>
+          <w:rStyle w:val="VerbatimChar"/>
+        </w:rPr>
+        <w:t xml:space="preserve">max length:                  128</w:t>
+      </w:r>
+      <w:r>
+        <w:br/>
+      </w:r>
+      <w:r>
+        <w:rPr>
+          <w:rStyle w:val="VerbatimChar"/>
+        </w:rPr>
+        <w:t xml:space="preserve">group size:                  128</w:t>
+      </w:r>
+      <w:r>
+        <w:br/>
+      </w:r>
+      <w:r>
+        <w:rPr>
+          <w:rStyle w:val="VerbatimChar"/>
+        </w:rPr>
+        <w:t xml:space="preserve">Linear modules:              225</w:t>
+      </w:r>
+      <w:r>
+        <w:br/>
+      </w:r>
+      <w:r>
+        <w:rPr>
+          <w:rStyle w:val="VerbatimChar"/>
+        </w:rPr>
+        <w:t xml:space="preserve">loss-sensitive allocation:   4-bit=172, 8-bit=53</w:t>
+      </w:r>
+      <w:r>
+        <w:br/>
+      </w:r>
+      <w:r>
+        <w:rPr>
+          <w:rStyle w:val="VerbatimChar"/>
+        </w:rPr>
+        <w:t xml:space="preserve">weighted average bits:       4.4993</w:t>
+      </w:r>
+      <w:r>
+        <w:br/>
+      </w:r>
+      <w:r>
+        <w:rPr>
+          <w:rStyle w:val="VerbatimChar"/>
+        </w:rPr>
+        <w:t xml:space="preserve">positive loss protected:     57.83%</w:t>
+      </w:r>
+    </w:p>
+    <w:p>
+      <w:pPr>
+        <w:pStyle w:val="FirstParagraph"/>
+      </w:pPr>
+      <w:r>
+        <w:t xml:space="preserve">8-prompt PPL </w:t>
+      </w:r>
+      <w:r>
+        <w:rPr>
+          <w:rFonts w:hint="eastAsia"/>
+        </w:rPr>
+        <w:t xml:space="preserve">评估，max</w:t>
+      </w:r>
+      <w:r>
+        <w:t xml:space="preserve"> length </w:t>
+      </w:r>
+      <w:r>
+        <w:rPr>
+          <w:rFonts w:hint="eastAsia"/>
+        </w:rPr>
+        <w:t xml:space="preserve">160，group</w:t>
+      </w:r>
+      <w:r>
+        <w:t xml:space="preserve"> size </w:t>
+      </w:r>
+      <w:r>
+        <w:rPr>
+          <w:rFonts w:hint="eastAsia"/>
+        </w:rPr>
+        <w:t xml:space="preserve">128：</w:t>
+      </w:r>
+    </w:p>
+    <w:tbl>
+      <w:tblPr>
+        <w:tblStyle w:val="Table"/>
+        <w:tblW w:type="auto" w:w="0"/>
+        <w:tblLook w:firstRow="1" w:lastRow="0" w:firstColumn="0" w:lastColumn="0" w:noHBand="0" w:noVBand="0" w:val="0020"/>
+      </w:tblPr>
+      <w:tblGrid>
+        <w:gridCol w:w="1980"/>
+        <w:gridCol w:w="1980"/>
+        <w:gridCol w:w="1980"/>
+        <w:gridCol w:w="1980"/>
+      </w:tblGrid>
+      <w:tr>
+        <w:trPr>
+          <w:tblHeader w:val="on"/>
+        </w:trPr>
+        <w:tc>
+          <w:tcPr/>
+          <w:p>
+            <w:pPr>
+              <w:pStyle w:val="Compact"/>
+            </w:pPr>
+            <w:r>
+              <w:t xml:space="preserve">method</w:t>
+            </w:r>
+          </w:p>
+        </w:tc>
+        <w:tc>
+          <w:tcPr/>
+          <w:p>
+            <w:pPr>
+              <w:pStyle w:val="Compact"/>
+              <w:jc w:val="right"/>
+            </w:pPr>
+            <w:r>
+              <w:t xml:space="preserve">PPL</w:t>
+            </w:r>
+          </w:p>
+        </w:tc>
+        <w:tc>
+          <w:tcPr/>
+          <w:p>
+            <w:pPr>
+              <w:pStyle w:val="Compact"/>
+              <w:jc w:val="right"/>
+            </w:pPr>
+            <w:r>
+              <w:t xml:space="preserve">delta NLL vs FP16</w:t>
+            </w:r>
+          </w:p>
+        </w:tc>
+        <w:tc>
+          <w:tcPr/>
+          <w:p>
+            <w:pPr>
+              <w:pStyle w:val="Compact"/>
+            </w:pPr>
+            <w:r>
+              <w:t xml:space="preserve">bit histogram</w:t>
+            </w:r>
+          </w:p>
+        </w:tc>
+      </w:tr>
+      <w:tr>
+        <w:tc>
+          <w:tcPr/>
+          <w:p>
+            <w:pPr>
+              <w:pStyle w:val="Compact"/>
+            </w:pPr>
+            <w:r>
+              <w:t xml:space="preserve">FP16</w:t>
+            </w:r>
+          </w:p>
+        </w:tc>
+        <w:tc>
+          <w:tcPr/>
+          <w:p>
+            <w:pPr>
+              <w:pStyle w:val="Compact"/>
+              <w:jc w:val="right"/>
+            </w:pPr>
+            <w:r>
+              <w:t xml:space="preserve">179.14</w:t>
+            </w:r>
+          </w:p>
+        </w:tc>
+        <w:tc>
+          <w:tcPr/>
+          <w:p>
+            <w:pPr>
+              <w:pStyle w:val="Compact"/>
+              <w:jc w:val="right"/>
+            </w:pPr>
+            <w:r>
+              <w:t xml:space="preserve">0.0000</w:t>
+            </w:r>
+          </w:p>
+        </w:tc>
+        <w:tc>
+          <w:tcPr/>
+          <w:p>
+            <w:pPr>
+              <w:pStyle w:val="Compact"/>
+            </w:pPr>
+            <w:r>
+              <w:t xml:space="preserve">16:225</w:t>
+            </w:r>
+          </w:p>
+        </w:tc>
+      </w:tr>
+      <w:tr>
+        <w:tc>
+          <w:tcPr/>
+          <w:p>
+            <w:pPr>
+              <w:pStyle w:val="Compact"/>
+            </w:pPr>
+            <w:r>
+              <w:t xml:space="preserve">uniform INT4</w:t>
+            </w:r>
+          </w:p>
+        </w:tc>
+        <w:tc>
+          <w:tcPr/>
+          <w:p>
+            <w:pPr>
+              <w:pStyle w:val="Compact"/>
+              <w:jc w:val="right"/>
+            </w:pPr>
+            <w:r>
+              <w:t xml:space="preserve">272.18</w:t>
+            </w:r>
+          </w:p>
+        </w:tc>
+        <w:tc>
+          <w:tcPr/>
+          <w:p>
+            <w:pPr>
+              <w:pStyle w:val="Compact"/>
+              <w:jc w:val="right"/>
+            </w:pPr>
+            <w:r>
+              <w:t xml:space="preserve">0.4183</w:t>
+            </w:r>
+          </w:p>
+        </w:tc>
+        <w:tc>
+          <w:tcPr/>
+          <w:p>
+            <w:pPr>
+              <w:pStyle w:val="Compact"/>
+            </w:pPr>
+            <w:r>
+              <w:t xml:space="preserve">4:225</w:t>
+            </w:r>
+          </w:p>
+        </w:tc>
+      </w:tr>
+      <w:tr>
+        <w:tc>
+          <w:tcPr/>
+          <w:p>
+            <w:pPr>
+              <w:pStyle w:val="Compact"/>
+            </w:pPr>
+            <w:r>
+              <w:t xml:space="preserve">activation-stat RD 4/8</w:t>
+            </w:r>
+          </w:p>
+        </w:tc>
+        <w:tc>
+          <w:tcPr/>
+          <w:p>
+            <w:pPr>
+              <w:pStyle w:val="Compact"/>
+              <w:jc w:val="right"/>
+            </w:pPr>
+            <w:r>
+              <w:t xml:space="preserve">292.01</w:t>
+            </w:r>
+          </w:p>
+        </w:tc>
+        <w:tc>
+          <w:tcPr/>
+          <w:p>
+            <w:pPr>
+              <w:pStyle w:val="Compact"/>
+              <w:jc w:val="right"/>
+            </w:pPr>
+            <w:r>
+              <w:t xml:space="preserve">0.4886</w:t>
+            </w:r>
+          </w:p>
+        </w:tc>
+        <w:tc>
+          <w:tcPr/>
+          <w:p>
+            <w:pPr>
+              <w:pStyle w:val="Compact"/>
+            </w:pPr>
+            <w:r>
+              <w:t xml:space="preserve">4:172, 8:53</w:t>
+            </w:r>
+          </w:p>
+        </w:tc>
+      </w:tr>
+      <w:tr>
+        <w:tc>
+          <w:tcPr/>
+          <w:p>
+            <w:pPr>
+              <w:pStyle w:val="Compact"/>
+            </w:pPr>
+            <w:r>
+              <w:t xml:space="preserve">loss-sensitive 4/8</w:t>
+            </w:r>
+          </w:p>
+        </w:tc>
+        <w:tc>
+          <w:tcPr/>
+          <w:p>
+            <w:pPr>
+              <w:pStyle w:val="Compact"/>
+              <w:jc w:val="right"/>
+            </w:pPr>
+            <w:r>
+              <w:t xml:space="preserve">212.69</w:t>
+            </w:r>
+          </w:p>
+        </w:tc>
+        <w:tc>
+          <w:tcPr/>
+          <w:p>
+            <w:pPr>
+              <w:pStyle w:val="Compact"/>
+              <w:jc w:val="right"/>
+            </w:pPr>
+            <w:r>
+              <w:t xml:space="preserve">0.1717</w:t>
+            </w:r>
+          </w:p>
+        </w:tc>
+        <w:tc>
+          <w:tcPr/>
+          <w:p>
+            <w:pPr>
+              <w:pStyle w:val="Compact"/>
+            </w:pPr>
+            <w:r>
+              <w:t xml:space="preserve">4:172, 8:53</w:t>
+            </w:r>
+          </w:p>
+        </w:tc>
+      </w:tr>
+    </w:tbl>
+    <w:p>
+      <w:pPr>
+        <w:pStyle w:val="BodyText"/>
+      </w:pPr>
+      <w:r>
+        <w:rPr>
+          <w:rFonts w:hint="eastAsia"/>
+        </w:rPr>
+        <w:t xml:space="preserve">这说明旧的</w:t>
+      </w:r>
+      <w:r>
+        <w:t xml:space="preserve"> activation-stat RD proxy </w:t>
+      </w:r>
+      <w:r>
+        <w:rPr>
+          <w:rFonts w:hint="eastAsia"/>
+        </w:rPr>
+        <w:t xml:space="preserve">在</w:t>
+      </w:r>
+      <w:r>
+        <w:t xml:space="preserve"> group-wise quantization </w:t>
+      </w:r>
+      <w:r>
+        <w:rPr>
+          <w:rFonts w:hint="eastAsia"/>
+        </w:rPr>
+        <w:t xml:space="preserve">下失败，但</w:t>
+      </w:r>
+      <w:r>
+        <w:t xml:space="preserve"> </w:t>
+      </w:r>
+      <w:r>
+        <w:t xml:space="preserve">measured per-module loss sensitivity </w:t>
+      </w:r>
+      <w:r>
+        <w:rPr>
+          <w:rFonts w:hint="eastAsia"/>
+        </w:rPr>
+        <w:t xml:space="preserve">能显著优于</w:t>
+      </w:r>
+      <w:r>
+        <w:t xml:space="preserve"> uniform INT4 </w:t>
+      </w:r>
+      <w:r>
+        <w:rPr>
+          <w:rFonts w:hint="eastAsia"/>
+        </w:rPr>
+        <w:t xml:space="preserve">和旧</w:t>
+      </w:r>
+      <w:r>
+        <w:t xml:space="preserve"> RD </w:t>
+      </w:r>
+      <w:r>
+        <w:rPr>
+          <w:rFonts w:hint="eastAsia"/>
+        </w:rPr>
+        <w:t xml:space="preserve">分配。</w:t>
+      </w:r>
+      <w:r>
+        <w:t xml:space="preserve"> </w:t>
+      </w:r>
+      <w:r>
+        <w:rPr>
+          <w:rFonts w:hint="eastAsia"/>
+        </w:rPr>
+        <w:t xml:space="preserve">它仍然只是</w:t>
+      </w:r>
+      <w:r>
+        <w:t xml:space="preserve"> fake quant </w:t>
+      </w:r>
+      <w:r>
+        <w:rPr>
+          <w:rFonts w:hint="eastAsia"/>
+        </w:rPr>
+        <w:t xml:space="preserve">诊断，不能声称真实显存、延迟或能耗下降。</w:t>
+      </w:r>
+    </w:p>
+    <w:p>
+      <w:pPr>
+        <w:pStyle w:val="BodyText"/>
+      </w:pPr>
+      <w:r>
+        <w:rPr>
+          <w:rFonts w:hint="eastAsia"/>
+        </w:rPr>
+        <w:t xml:space="preserve">公共数据集补充，WikiText2</w:t>
+      </w:r>
+      <w:r>
+        <w:t xml:space="preserve"> validation 32 </w:t>
+      </w:r>
+      <w:r>
+        <w:rPr>
+          <w:rFonts w:hint="eastAsia"/>
+        </w:rPr>
+        <w:t xml:space="preserve">prompts：</w:t>
+      </w:r>
+    </w:p>
+    <w:tbl>
+      <w:tblPr>
+        <w:tblStyle w:val="Table"/>
+        <w:tblW w:type="auto" w:w="0"/>
+        <w:tblLook w:firstRow="1" w:lastRow="0" w:firstColumn="0" w:lastColumn="0" w:noHBand="0" w:noVBand="0" w:val="0020"/>
+      </w:tblPr>
+      <w:tblGrid>
+        <w:gridCol w:w="1980"/>
+        <w:gridCol w:w="1980"/>
+        <w:gridCol w:w="1980"/>
+        <w:gridCol w:w="1980"/>
+      </w:tblGrid>
+      <w:tr>
+        <w:trPr>
+          <w:tblHeader w:val="on"/>
+        </w:trPr>
+        <w:tc>
+          <w:tcPr/>
+          <w:p>
+            <w:pPr>
+              <w:pStyle w:val="Compact"/>
+            </w:pPr>
+            <w:r>
+              <w:t xml:space="preserve">method</w:t>
+            </w:r>
+          </w:p>
+        </w:tc>
+        <w:tc>
+          <w:tcPr/>
+          <w:p>
+            <w:pPr>
+              <w:pStyle w:val="Compact"/>
+              <w:jc w:val="right"/>
+            </w:pPr>
+            <w:r>
+              <w:t xml:space="preserve">PPL</w:t>
+            </w:r>
+          </w:p>
+        </w:tc>
+        <w:tc>
+          <w:tcPr/>
+          <w:p>
+            <w:pPr>
+              <w:pStyle w:val="Compact"/>
+              <w:jc w:val="right"/>
+            </w:pPr>
+            <w:r>
+              <w:t xml:space="preserve">delta NLL vs FP16</w:t>
+            </w:r>
+          </w:p>
+        </w:tc>
+        <w:tc>
+          <w:tcPr/>
+          <w:p>
+            <w:pPr>
+              <w:pStyle w:val="Compact"/>
+            </w:pPr>
+            <w:r>
+              <w:t xml:space="preserve">bit histogram</w:t>
+            </w:r>
+          </w:p>
+        </w:tc>
+      </w:tr>
+      <w:tr>
+        <w:tc>
+          <w:tcPr/>
+          <w:p>
+            <w:pPr>
+              <w:pStyle w:val="Compact"/>
+            </w:pPr>
+            <w:r>
+              <w:t xml:space="preserve">FP16</w:t>
+            </w:r>
+          </w:p>
+        </w:tc>
+        <w:tc>
+          <w:tcPr/>
+          <w:p>
+            <w:pPr>
+              <w:pStyle w:val="Compact"/>
+              <w:jc w:val="right"/>
+            </w:pPr>
+            <w:r>
+              <w:t xml:space="preserve">18.24</w:t>
+            </w:r>
+          </w:p>
+        </w:tc>
+        <w:tc>
+          <w:tcPr/>
+          <w:p>
+            <w:pPr>
+              <w:pStyle w:val="Compact"/>
+              <w:jc w:val="right"/>
+            </w:pPr>
+            <w:r>
+              <w:t xml:space="preserve">0.0000</w:t>
+            </w:r>
+          </w:p>
+        </w:tc>
+        <w:tc>
+          <w:tcPr/>
+          <w:p>
+            <w:pPr>
+              <w:pStyle w:val="Compact"/>
+            </w:pPr>
+            <w:r>
+              <w:t xml:space="preserve">16:225</w:t>
+            </w:r>
+          </w:p>
+        </w:tc>
+      </w:tr>
+      <w:tr>
+        <w:tc>
+          <w:tcPr/>
+          <w:p>
+            <w:pPr>
+              <w:pStyle w:val="Compact"/>
+            </w:pPr>
+            <w:r>
+              <w:t xml:space="preserve">uniform INT4</w:t>
+            </w:r>
+          </w:p>
+        </w:tc>
+        <w:tc>
+          <w:tcPr/>
+          <w:p>
+            <w:pPr>
+              <w:pStyle w:val="Compact"/>
+              <w:jc w:val="right"/>
+            </w:pPr>
+            <w:r>
+              <w:t xml:space="preserve">30.26</w:t>
+            </w:r>
+          </w:p>
+        </w:tc>
+        <w:tc>
+          <w:tcPr/>
+          <w:p>
+            <w:pPr>
+              <w:pStyle w:val="Compact"/>
+              <w:jc w:val="right"/>
+            </w:pPr>
+            <w:r>
+              <w:t xml:space="preserve">0.5062</w:t>
+            </w:r>
+          </w:p>
+        </w:tc>
+        <w:tc>
+          <w:tcPr/>
+          <w:p>
+            <w:pPr>
+              <w:pStyle w:val="Compact"/>
+            </w:pPr>
+            <w:r>
+              <w:t xml:space="preserve">4:225</w:t>
+            </w:r>
+          </w:p>
+        </w:tc>
+      </w:tr>
+      <w:tr>
+        <w:tc>
+          <w:tcPr/>
+          <w:p>
+            <w:pPr>
+              <w:pStyle w:val="Compact"/>
+            </w:pPr>
+            <w:r>
+              <w:t xml:space="preserve">uniform INT3</w:t>
+            </w:r>
+          </w:p>
+        </w:tc>
+        <w:tc>
+          <w:tcPr/>
+          <w:p>
+            <w:pPr>
+              <w:pStyle w:val="Compact"/>
+              <w:jc w:val="right"/>
+            </w:pPr>
+            <w:r>
+              <w:t xml:space="preserve">1678.70</w:t>
+            </w:r>
+          </w:p>
+        </w:tc>
+        <w:tc>
+          <w:tcPr/>
+          <w:p>
+            <w:pPr>
+              <w:pStyle w:val="Compact"/>
+              <w:jc w:val="right"/>
+            </w:pPr>
+            <w:r>
+              <w:t xml:space="preserve">4.5221</w:t>
+            </w:r>
+          </w:p>
+        </w:tc>
+        <w:tc>
+          <w:tcPr/>
+          <w:p>
+            <w:pPr>
+              <w:pStyle w:val="Compact"/>
+            </w:pPr>
+            <w:r>
+              <w:t xml:space="preserve">3:225</w:t>
+            </w:r>
+          </w:p>
+        </w:tc>
+      </w:tr>
+      <w:tr>
+        <w:tc>
+          <w:tcPr/>
+          <w:p>
+            <w:pPr>
+              <w:pStyle w:val="Compact"/>
+            </w:pPr>
+            <w:r>
+              <w:t xml:space="preserve">activation-stat RD 4/8</w:t>
+            </w:r>
+          </w:p>
+        </w:tc>
+        <w:tc>
+          <w:tcPr/>
+          <w:p>
+            <w:pPr>
+              <w:pStyle w:val="Compact"/>
+              <w:jc w:val="right"/>
+            </w:pPr>
+            <w:r>
+              <w:t xml:space="preserve">26.13</w:t>
+            </w:r>
+          </w:p>
+        </w:tc>
+        <w:tc>
+          <w:tcPr/>
+          <w:p>
+            <w:pPr>
+              <w:pStyle w:val="Compact"/>
+              <w:jc w:val="right"/>
+            </w:pPr>
+            <w:r>
+              <w:t xml:space="preserve">0.3593</w:t>
+            </w:r>
+          </w:p>
+        </w:tc>
+        <w:tc>
+          <w:tcPr/>
+          <w:p>
+            <w:pPr>
+              <w:pStyle w:val="Compact"/>
+            </w:pPr>
+            <w:r>
+              <w:t xml:space="preserve">4:172, 8:53</w:t>
+            </w:r>
+          </w:p>
+        </w:tc>
+      </w:tr>
+      <w:tr>
+        <w:tc>
+          <w:tcPr/>
+          <w:p>
+            <w:pPr>
+              <w:pStyle w:val="Compact"/>
+            </w:pPr>
+            <w:r>
+              <w:t xml:space="preserve">loss-sensitive 4/8</w:t>
+            </w:r>
+          </w:p>
+        </w:tc>
+        <w:tc>
+          <w:tcPr/>
+          <w:p>
+            <w:pPr>
+              <w:pStyle w:val="Compact"/>
+              <w:jc w:val="right"/>
+            </w:pPr>
+            <w:r>
+              <w:t xml:space="preserve">25.92</w:t>
+            </w:r>
+          </w:p>
+        </w:tc>
+        <w:tc>
+          <w:tcPr/>
+          <w:p>
+            <w:pPr>
+              <w:pStyle w:val="Compact"/>
+              <w:jc w:val="right"/>
+            </w:pPr>
+            <w:r>
+              <w:t xml:space="preserve">0.3514</w:t>
+            </w:r>
+          </w:p>
+        </w:tc>
+        <w:tc>
+          <w:tcPr/>
+          <w:p>
+            <w:pPr>
+              <w:pStyle w:val="Compact"/>
+            </w:pPr>
+            <w:r>
+              <w:t xml:space="preserve">4:172, 8:53</w:t>
+            </w:r>
+          </w:p>
+        </w:tc>
+      </w:tr>
+    </w:tbl>
+    <w:p>
+      <w:pPr>
+        <w:pStyle w:val="BodyText"/>
+      </w:pPr>
+      <w:r>
+        <w:rPr>
+          <w:rFonts w:hint="eastAsia"/>
+        </w:rPr>
+        <w:t xml:space="preserve">这给论文主线补上了比手写</w:t>
+      </w:r>
+      <w:r>
+        <w:t xml:space="preserve"> prompt </w:t>
+      </w:r>
+      <w:r>
+        <w:rPr>
+          <w:rFonts w:hint="eastAsia"/>
+        </w:rPr>
+        <w:t xml:space="preserve">更可信的公共文本切片证据。</w:t>
+      </w:r>
+    </w:p>
+    <w:p>
+      <w:pPr>
+        <w:pStyle w:val="BodyText"/>
+      </w:pPr>
+      <w:r>
+        <w:rPr>
+          <w:rFonts w:hint="eastAsia"/>
+        </w:rPr>
+        <w:t xml:space="preserve">扩大到</w:t>
+      </w:r>
+      <w:r>
+        <w:t xml:space="preserve"> WikiText2 validation 128 prompts </w:t>
+      </w:r>
+      <w:r>
+        <w:rPr>
+          <w:rFonts w:hint="eastAsia"/>
+        </w:rPr>
+        <w:t xml:space="preserve">后：</w:t>
+      </w:r>
+    </w:p>
+    <w:tbl>
+      <w:tblPr>
+        <w:tblStyle w:val="Table"/>
+        <w:tblW w:type="auto" w:w="0"/>
+        <w:tblLook w:firstRow="1" w:lastRow="0" w:firstColumn="0" w:lastColumn="0" w:noHBand="0" w:noVBand="0" w:val="0020"/>
+      </w:tblPr>
+      <w:tblGrid>
+        <w:gridCol w:w="1980"/>
+        <w:gridCol w:w="1980"/>
+        <w:gridCol w:w="1980"/>
+        <w:gridCol w:w="1980"/>
+      </w:tblGrid>
+      <w:tr>
+        <w:trPr>
+          <w:tblHeader w:val="on"/>
+        </w:trPr>
+        <w:tc>
+          <w:tcPr/>
+          <w:p>
+            <w:pPr>
+              <w:pStyle w:val="Compact"/>
+            </w:pPr>
+            <w:r>
+              <w:t xml:space="preserve">method</w:t>
+            </w:r>
+          </w:p>
+        </w:tc>
+        <w:tc>
+          <w:tcPr/>
+          <w:p>
+            <w:pPr>
+              <w:pStyle w:val="Compact"/>
+              <w:jc w:val="right"/>
+            </w:pPr>
+            <w:r>
+              <w:t xml:space="preserve">PPL</w:t>
+            </w:r>
+          </w:p>
+        </w:tc>
+        <w:tc>
+          <w:tcPr/>
+          <w:p>
+            <w:pPr>
+              <w:pStyle w:val="Compact"/>
+              <w:jc w:val="right"/>
+            </w:pPr>
+            <w:r>
+              <w:t xml:space="preserve">delta NLL vs FP16</w:t>
+            </w:r>
+          </w:p>
+        </w:tc>
+        <w:tc>
+          <w:tcPr/>
+          <w:p>
+            <w:pPr>
+              <w:pStyle w:val="Compact"/>
+            </w:pPr>
+            <w:r>
+              <w:t xml:space="preserve">bit histogram</w:t>
+            </w:r>
+          </w:p>
+        </w:tc>
+      </w:tr>
+      <w:tr>
+        <w:tc>
+          <w:tcPr/>
+          <w:p>
+            <w:pPr>
+              <w:pStyle w:val="Compact"/>
+            </w:pPr>
+            <w:r>
+              <w:t xml:space="preserve">FP16</w:t>
+            </w:r>
+          </w:p>
+        </w:tc>
+        <w:tc>
+          <w:tcPr/>
+          <w:p>
+            <w:pPr>
+              <w:pStyle w:val="Compact"/>
+              <w:jc w:val="right"/>
+            </w:pPr>
+            <w:r>
+              <w:t xml:space="preserve">17.34</w:t>
+            </w:r>
+          </w:p>
+        </w:tc>
+        <w:tc>
+          <w:tcPr/>
+          <w:p>
+            <w:pPr>
+              <w:pStyle w:val="Compact"/>
+              <w:jc w:val="right"/>
+            </w:pPr>
+            <w:r>
+              <w:t xml:space="preserve">0.0000</w:t>
+            </w:r>
+          </w:p>
+        </w:tc>
+        <w:tc>
+          <w:tcPr/>
+          <w:p>
+            <w:pPr>
+              <w:pStyle w:val="Compact"/>
+            </w:pPr>
+            <w:r>
+              <w:t xml:space="preserve">16:225</w:t>
+            </w:r>
+          </w:p>
+        </w:tc>
+      </w:tr>
+      <w:tr>
+        <w:tc>
+          <w:tcPr/>
+          <w:p>
+            <w:pPr>
+              <w:pStyle w:val="Compact"/>
+            </w:pPr>
+            <w:r>
+              <w:t xml:space="preserve">uniform INT4</w:t>
+            </w:r>
+          </w:p>
+        </w:tc>
+        <w:tc>
+          <w:tcPr/>
+          <w:p>
+            <w:pPr>
+              <w:pStyle w:val="Compact"/>
+              <w:jc w:val="right"/>
+            </w:pPr>
+            <w:r>
+              <w:t xml:space="preserve">27.82</w:t>
+            </w:r>
+          </w:p>
+        </w:tc>
+        <w:tc>
+          <w:tcPr/>
+          <w:p>
+            <w:pPr>
+              <w:pStyle w:val="Compact"/>
+              <w:jc w:val="right"/>
+            </w:pPr>
+            <w:r>
+              <w:t xml:space="preserve">0.4727</w:t>
+            </w:r>
+          </w:p>
+        </w:tc>
+        <w:tc>
+          <w:tcPr/>
+          <w:p>
+            <w:pPr>
+              <w:pStyle w:val="Compact"/>
+            </w:pPr>
+            <w:r>
+              <w:t xml:space="preserve">4:225</w:t>
+            </w:r>
+          </w:p>
+        </w:tc>
+      </w:tr>
+      <w:tr>
+        <w:tc>
+          <w:tcPr/>
+          <w:p>
+            <w:pPr>
+              <w:pStyle w:val="Compact"/>
+            </w:pPr>
+            <w:r>
+              <w:t xml:space="preserve">uniform INT3</w:t>
+            </w:r>
+          </w:p>
+        </w:tc>
+        <w:tc>
+          <w:tcPr/>
+          <w:p>
+            <w:pPr>
+              <w:pStyle w:val="Compact"/>
+              <w:jc w:val="right"/>
+            </w:pPr>
+            <w:r>
+              <w:t xml:space="preserve">1154.44</w:t>
+            </w:r>
+          </w:p>
+        </w:tc>
+        <w:tc>
+          <w:tcPr/>
+          <w:p>
+            <w:pPr>
+              <w:pStyle w:val="Compact"/>
+              <w:jc w:val="right"/>
+            </w:pPr>
+            <w:r>
+              <w:t xml:space="preserve">4.1981</w:t>
+            </w:r>
+          </w:p>
+        </w:tc>
+        <w:tc>
+          <w:tcPr/>
+          <w:p>
+            <w:pPr>
+              <w:pStyle w:val="Compact"/>
+            </w:pPr>
+            <w:r>
+              <w:t xml:space="preserve">3:225</w:t>
+            </w:r>
+          </w:p>
+        </w:tc>
+      </w:tr>
+      <w:tr>
+        <w:tc>
+          <w:tcPr/>
+          <w:p>
+            <w:pPr>
+              <w:pStyle w:val="Compact"/>
+            </w:pPr>
+            <w:r>
+              <w:t xml:space="preserve">activation-stat RD 4/8</w:t>
+            </w:r>
+          </w:p>
+        </w:tc>
+        <w:tc>
+          <w:tcPr/>
+          <w:p>
+            <w:pPr>
+              <w:pStyle w:val="Compact"/>
+              <w:jc w:val="right"/>
+            </w:pPr>
+            <w:r>
+              <w:t xml:space="preserve">24.51</w:t>
+            </w:r>
+          </w:p>
+        </w:tc>
+        <w:tc>
+          <w:tcPr/>
+          <w:p>
+            <w:pPr>
+              <w:pStyle w:val="Compact"/>
+              <w:jc w:val="right"/>
+            </w:pPr>
+            <w:r>
+              <w:t xml:space="preserve">0.3459</w:t>
+            </w:r>
+          </w:p>
+        </w:tc>
+        <w:tc>
+          <w:tcPr/>
+          <w:p>
+            <w:pPr>
+              <w:pStyle w:val="Compact"/>
+            </w:pPr>
+            <w:r>
+              <w:t xml:space="preserve">4:172, 8:53</w:t>
+            </w:r>
+          </w:p>
+        </w:tc>
+      </w:tr>
+      <w:tr>
+        <w:tc>
+          <w:tcPr/>
+          <w:p>
+            <w:pPr>
+              <w:pStyle w:val="Compact"/>
+            </w:pPr>
+            <w:r>
+              <w:t xml:space="preserve">loss-sensitive 4/8</w:t>
+            </w:r>
+          </w:p>
+        </w:tc>
+        <w:tc>
+          <w:tcPr/>
+          <w:p>
+            <w:pPr>
+              <w:pStyle w:val="Compact"/>
+              <w:jc w:val="right"/>
+            </w:pPr>
+            <w:r>
+              <w:t xml:space="preserve">24.14</w:t>
+            </w:r>
+          </w:p>
+        </w:tc>
+        <w:tc>
+          <w:tcPr/>
+          <w:p>
+            <w:pPr>
+              <w:pStyle w:val="Compact"/>
+              <w:jc w:val="right"/>
+            </w:pPr>
+            <w:r>
+              <w:t xml:space="preserve">0.3305</w:t>
+            </w:r>
+          </w:p>
+        </w:tc>
+        <w:tc>
+          <w:tcPr/>
+          <w:p>
+            <w:pPr>
+              <w:pStyle w:val="Compact"/>
+            </w:pPr>
+            <w:r>
+              <w:t xml:space="preserve">4:172, 8:53</w:t>
+            </w:r>
+          </w:p>
+        </w:tc>
+      </w:tr>
+      <w:tr>
+        <w:tc>
+          <w:tcPr/>
+          <w:p>
+            <w:pPr>
+              <w:pStyle w:val="Compact"/>
+            </w:pPr>
+            <w:r>
+              <w:t xml:space="preserve">loss-sensitive exact knapsack 4/8</w:t>
+            </w:r>
+          </w:p>
+        </w:tc>
+        <w:tc>
+          <w:tcPr/>
+          <w:p>
+            <w:pPr>
+              <w:pStyle w:val="Compact"/>
+              <w:jc w:val="right"/>
+            </w:pPr>
+            <w:r>
+              <w:t xml:space="preserve">24.36</w:t>
+            </w:r>
+          </w:p>
+        </w:tc>
+        <w:tc>
+          <w:tcPr/>
+          <w:p>
+            <w:pPr>
+              <w:pStyle w:val="Compact"/>
+              <w:jc w:val="right"/>
+            </w:pPr>
+            <w:r>
+              <w:t xml:space="preserve">0.3396</w:t>
+            </w:r>
+          </w:p>
+        </w:tc>
+        <w:tc>
+          <w:tcPr/>
+          <w:p>
+            <w:pPr>
+              <w:pStyle w:val="Compact"/>
+            </w:pPr>
+            <w:r>
+              <w:t xml:space="preserve">4:175, 8:50</w:t>
+            </w:r>
+          </w:p>
+        </w:tc>
+      </w:tr>
+    </w:tbl>
+    <w:p>
+      <w:pPr>
+        <w:pStyle w:val="BodyText"/>
+      </w:pPr>
+      <w:r>
+        <w:t xml:space="preserve">128 prompt </w:t>
+      </w:r>
+      <w:r>
+        <w:rPr>
+          <w:rFonts w:hint="eastAsia"/>
+        </w:rPr>
+        <w:t xml:space="preserve">结果保持同样排序：loss-sensitive</w:t>
+      </w:r>
+      <w:r>
+        <w:t xml:space="preserve"> </w:t>
+      </w:r>
+      <w:r>
+        <w:rPr>
+          <w:rFonts w:hint="eastAsia"/>
+        </w:rPr>
+        <w:t xml:space="preserve">优于</w:t>
+      </w:r>
+      <w:r>
+        <w:t xml:space="preserve"> uniform </w:t>
+      </w:r>
+      <w:r>
+        <w:rPr>
+          <w:rFonts w:hint="eastAsia"/>
+        </w:rPr>
+        <w:t xml:space="preserve">INT4，也略优于</w:t>
+      </w:r>
+      <w:r>
+        <w:t xml:space="preserve"> </w:t>
+      </w:r>
+      <w:r>
+        <w:t xml:space="preserve">activation-stat RD。</w:t>
+      </w:r>
+    </w:p>
+    <w:p>
+      <w:pPr>
+        <w:pStyle w:val="BodyText"/>
+      </w:pPr>
+      <w:r>
+        <w:rPr>
+          <w:rFonts w:hint="eastAsia"/>
+        </w:rPr>
+        <w:t xml:space="preserve">新增</w:t>
+      </w:r>
+      <w:r>
+        <w:t xml:space="preserve"> exact knapsack </w:t>
+      </w:r>
+      <w:r>
+        <w:rPr>
+          <w:rFonts w:hint="eastAsia"/>
+        </w:rPr>
+        <w:t xml:space="preserve">检查后，局部</w:t>
+      </w:r>
+      <w:r>
+        <w:t xml:space="preserve"> one-module sensitivity </w:t>
+      </w:r>
+      <w:r>
+        <w:rPr>
+          <w:rFonts w:hint="eastAsia"/>
+        </w:rPr>
+        <w:t xml:space="preserve">目标的精确最优不等于</w:t>
+      </w:r>
+      <w:r>
+        <w:t xml:space="preserve"> </w:t>
+      </w:r>
+      <w:r>
+        <w:rPr>
+          <w:rFonts w:hint="eastAsia"/>
+        </w:rPr>
+        <w:t xml:space="preserve">全局</w:t>
+      </w:r>
+      <w:r>
+        <w:t xml:space="preserve"> PPL </w:t>
+      </w:r>
+      <w:r>
+        <w:rPr>
+          <w:rFonts w:hint="eastAsia"/>
+        </w:rPr>
+        <w:t xml:space="preserve">最优：exact</w:t>
+      </w:r>
+      <w:r>
+        <w:t xml:space="preserve"> knapsack </w:t>
+      </w:r>
+      <w:r>
+        <w:rPr>
+          <w:rFonts w:hint="eastAsia"/>
+        </w:rPr>
+        <w:t xml:space="preserve">保护更多局部</w:t>
+      </w:r>
+      <w:r>
+        <w:t xml:space="preserve"> </w:t>
+      </w:r>
+      <w:r>
+        <w:rPr>
+          <w:rFonts w:hint="eastAsia"/>
+        </w:rPr>
+        <w:t xml:space="preserve">loss，但</w:t>
+      </w:r>
+      <w:r>
+        <w:t xml:space="preserve"> PPL </w:t>
+      </w:r>
+      <w:r>
+        <w:rPr>
+          <w:rFonts w:hint="eastAsia"/>
+        </w:rPr>
+        <w:t xml:space="preserve">略差于</w:t>
+      </w:r>
+      <w:r>
+        <w:t xml:space="preserve"> </w:t>
+      </w:r>
+      <w:r>
+        <w:rPr>
+          <w:rFonts w:hint="eastAsia"/>
+        </w:rPr>
+        <w:t xml:space="preserve">greedy。这为</w:t>
+      </w:r>
+      <w:r>
+        <w:t xml:space="preserve"> </w:t>
+      </w:r>
+      <w:r>
+        <w:rPr>
+          <w:rFonts w:hint="eastAsia"/>
+        </w:rPr>
+        <w:t xml:space="preserve">后续</w:t>
+      </w:r>
+      <w:r>
+        <w:t xml:space="preserve"> Fisher/Hessian/interaction-aware/RL allocation </w:t>
+      </w:r>
+      <w:r>
+        <w:rPr>
+          <w:rFonts w:hint="eastAsia"/>
+        </w:rPr>
+        <w:t xml:space="preserve">提供了更强问题动机。</w:t>
+      </w:r>
+    </w:p>
+    <w:p>
+      <w:pPr>
+        <w:pStyle w:val="BodyText"/>
+      </w:pPr>
+      <w:r>
+        <w:rPr>
+          <w:rFonts w:hint="eastAsia"/>
+        </w:rPr>
+        <w:t xml:space="preserve">新增证据文件：</w:t>
+      </w:r>
+    </w:p>
+    <w:p>
+      <w:pPr>
+        <w:pStyle w:val="SourceCode"/>
+      </w:pPr>
+      <w:r>
+        <w:rPr>
+          <w:rStyle w:val="VerbatimChar"/>
+        </w:rPr>
+        <w:t xml:space="preserve">train_python/measure_module_quant_sensitivity.py</w:t>
+      </w:r>
+      <w:r>
+        <w:br/>
+      </w:r>
+      <w:r>
+        <w:rPr>
+          <w:rStyle w:val="VerbatimChar"/>
+        </w:rPr>
+        <w:t xml:space="preserve">train_python/build_dataset_prompts.py</w:t>
+      </w:r>
+      <w:r>
+        <w:br/>
+      </w:r>
+      <w:r>
+        <w:rPr>
+          <w:rStyle w:val="VerbatimChar"/>
+        </w:rPr>
+        <w:t xml:space="preserve">train_python/build_loss_sensitive_knapsack_alloc.py</w:t>
+      </w:r>
+      <w:r>
+        <w:br/>
+      </w:r>
+      <w:r>
+        <w:rPr>
+          <w:rStyle w:val="VerbatimChar"/>
+        </w:rPr>
+        <w:t xml:space="preserve">data_eval/eval_configs/smollm2_group128_compare_allocations.json</w:t>
+      </w:r>
+      <w:r>
+        <w:br/>
+      </w:r>
+      <w:r>
+        <w:rPr>
+          <w:rStyle w:val="VerbatimChar"/>
+        </w:rPr>
+        <w:t xml:space="preserve">data_eval/text_prompts/wikitext2_validation_32.txt</w:t>
+      </w:r>
+      <w:r>
+        <w:br/>
+      </w:r>
+      <w:r>
+        <w:rPr>
+          <w:rStyle w:val="VerbatimChar"/>
+        </w:rPr>
+        <w:t xml:space="preserve">data_eval/text_prompts/wikitext2_validation_128.txt</w:t>
+      </w:r>
+      <w:r>
+        <w:br/>
+      </w:r>
+      <w:r>
+        <w:rPr>
+          <w:rStyle w:val="VerbatimChar"/>
+        </w:rPr>
+        <w:t xml:space="preserve">outputs/EigenSkill-Q-Loss-Sensitive-Allocation-Update-2026-06-04.md</w:t>
+      </w:r>
+      <w:r>
+        <w:br/>
+      </w:r>
+      <w:r>
+        <w:rPr>
+          <w:rStyle w:val="VerbatimChar"/>
+        </w:rPr>
+        <w:t xml:space="preserve">outputs/paper_delivery_2026-06-04/EigenSkill-Q_CCF-A_Draft_v2_Loss_Sensitive.md</w:t>
+      </w:r>
+      <w:r>
+        <w:br/>
+      </w:r>
+      <w:r>
+        <w:rPr>
+          <w:rStyle w:val="VerbatimChar"/>
+        </w:rPr>
+        <w:t xml:space="preserve">outputs/smollm2_module_loss_sensitivity_limit4_group128.json</w:t>
+      </w:r>
+      <w:r>
+        <w:br/>
+      </w:r>
+      <w:r>
+        <w:rPr>
+          <w:rStyle w:val="VerbatimChar"/>
+        </w:rPr>
+        <w:t xml:space="preserve">outputs/smollm2_module_loss_sensitivity_limit4_group128_report.md</w:t>
+      </w:r>
+      <w:r>
+        <w:br/>
+      </w:r>
+      <w:r>
+        <w:rPr>
+          <w:rStyle w:val="VerbatimChar"/>
+        </w:rPr>
+        <w:t xml:space="preserve">outputs/smollm2_loss_sensitive_alloc_4to8_limit4_group128_summary.json</w:t>
+      </w:r>
+      <w:r>
+        <w:br/>
+      </w:r>
+      <w:r>
+        <w:rPr>
+          <w:rStyle w:val="VerbatimChar"/>
+        </w:rPr>
+        <w:t xml:space="preserve">outputs/smollm2_fake_quant_ppl_loss_sensitive_4to8_group128_limit8_summary.json</w:t>
+      </w:r>
+      <w:r>
+        <w:br/>
+      </w:r>
+      <w:r>
+        <w:rPr>
+          <w:rStyle w:val="VerbatimChar"/>
+        </w:rPr>
+        <w:t xml:space="preserve">outputs/smollm2_fake_quant_ppl_loss_sensitive_4to8_group128_wikitext2_32_summary.json</w:t>
+      </w:r>
+      <w:r>
+        <w:br/>
+      </w:r>
+      <w:r>
+        <w:rPr>
+          <w:rStyle w:val="VerbatimChar"/>
+        </w:rPr>
+        <w:t xml:space="preserve">outputs/smollm2_fake_quant_ppl_activation_rd_4to8_group128_wikitext2_32_summary.json</w:t>
+      </w:r>
+      <w:r>
+        <w:br/>
+      </w:r>
+      <w:r>
+        <w:rPr>
+          <w:rStyle w:val="VerbatimChar"/>
+        </w:rPr>
+        <w:t xml:space="preserve">outputs/smollm2_fake_quant_ppl_compare_allocations_group128_wikitext2_128_summary.json</w:t>
+      </w:r>
+      <w:r>
+        <w:br/>
+      </w:r>
+      <w:r>
+        <w:rPr>
+          <w:rStyle w:val="VerbatimChar"/>
+        </w:rPr>
+        <w:t xml:space="preserve">outputs/smollm2_fake_quant_ppl_compare_allocations_exact_group128_wikitext2_128_summary.json</w:t>
+      </w:r>
+    </w:p>
+    <w:bookmarkEnd w:id="11"/>
+    <w:bookmarkStart w:id="12" w:name="X2c6ae446cf95f94496a458b8d0f3564b9808b27"/>
+    <w:p>
+      <w:pPr>
+        <w:pStyle w:val="Heading2"/>
+      </w:pPr>
+      <w:r>
+        <w:t xml:space="preserve">2026-06-04 </w:t>
+      </w:r>
+      <w:r>
+        <w:rPr>
+          <w:rFonts w:hint="eastAsia"/>
+        </w:rPr>
+        <w:t xml:space="preserve">追加：interaction-aware</w:t>
+      </w:r>
+      <w:r>
+        <w:t xml:space="preserve"> swap-search</w:t>
+      </w:r>
+    </w:p>
+    <w:p>
+      <w:pPr>
+        <w:pStyle w:val="FirstParagraph"/>
+      </w:pPr>
+      <w:r>
+        <w:rPr>
+          <w:rFonts w:hint="eastAsia"/>
+        </w:rPr>
+        <w:t xml:space="preserve">在</w:t>
+      </w:r>
+      <w:r>
+        <w:t xml:space="preserve"> greedy loss-sensitive allocation </w:t>
+      </w:r>
+      <w:r>
+        <w:rPr>
+          <w:rFonts w:hint="eastAsia"/>
+        </w:rPr>
+        <w:t xml:space="preserve">之后，新增了一个</w:t>
+      </w:r>
+      <w:r>
+        <w:t xml:space="preserve"> bounded one-step</w:t>
+      </w:r>
+      <w:r>
+        <w:t xml:space="preserve"> </w:t>
+      </w:r>
+      <w:r>
+        <w:t xml:space="preserve">policy-improvement </w:t>
+      </w:r>
+      <w:r>
+        <w:rPr>
+          <w:rFonts w:hint="eastAsia"/>
+        </w:rPr>
+        <w:t xml:space="preserve">搜索。它生成少量预算不变的</w:t>
+      </w:r>
+      <w:r>
+        <w:t xml:space="preserve"> 4/8-bit swap </w:t>
+      </w:r>
+      <w:r>
+        <w:rPr>
+          <w:rFonts w:hint="eastAsia"/>
+        </w:rPr>
+        <w:t xml:space="preserve">候选，并用全局</w:t>
+      </w:r>
+      <w:r>
+        <w:t xml:space="preserve"> </w:t>
+      </w:r>
+      <w:r>
+        <w:t xml:space="preserve">WikiText2-128 PPL </w:t>
+      </w:r>
+      <w:r>
+        <w:rPr>
+          <w:rFonts w:hint="eastAsia"/>
+        </w:rPr>
+        <w:t xml:space="preserve">反馈选择最优交换。</w:t>
+      </w:r>
+    </w:p>
+    <w:p>
+      <w:pPr>
+        <w:pStyle w:val="BodyText"/>
+      </w:pPr>
+      <w:r>
+        <w:rPr>
+          <w:rFonts w:hint="eastAsia"/>
+        </w:rPr>
+        <w:t xml:space="preserve">结果：</w:t>
+      </w:r>
+    </w:p>
+    <w:p>
+      <w:pPr>
+        <w:pStyle w:val="SourceCode"/>
+      </w:pPr>
+      <w:r>
+        <w:rPr>
+          <w:rStyle w:val="VerbatimChar"/>
+        </w:rPr>
+        <w:t xml:space="preserve">base allocation: loss-sensitive 4/8</w:t>
+      </w:r>
+      <w:r>
+        <w:br/>
+      </w:r>
+      <w:r>
+        <w:rPr>
+          <w:rStyle w:val="VerbatimChar"/>
+        </w:rPr>
+        <w:t xml:space="preserve">evaluated swaps: 8</w:t>
+      </w:r>
+      <w:r>
+        <w:br/>
+      </w:r>
+      <w:r>
+        <w:rPr>
+          <w:rStyle w:val="VerbatimChar"/>
+        </w:rPr>
+        <w:t xml:space="preserve">base PPL:        24.1374</w:t>
+      </w:r>
+      <w:r>
+        <w:br/>
+      </w:r>
+      <w:r>
+        <w:rPr>
+          <w:rStyle w:val="VerbatimChar"/>
+        </w:rPr>
+        <w:t xml:space="preserve">best PPL:        24.0661</w:t>
+      </w:r>
+      <w:r>
+        <w:br/>
+      </w:r>
+      <w:r>
+        <w:rPr>
+          <w:rStyle w:val="VerbatimChar"/>
+        </w:rPr>
+        <w:t xml:space="preserve">demote:          model.layers.17.self_attn.v_proj</w:t>
+      </w:r>
+      <w:r>
+        <w:br/>
+      </w:r>
+      <w:r>
+        <w:rPr>
+          <w:rStyle w:val="VerbatimChar"/>
+        </w:rPr>
+        <w:t xml:space="preserve">promote:         model.layers.24.self_attn.v_proj</w:t>
+      </w:r>
+      <w:r>
+        <w:br/>
+      </w:r>
+      <w:r>
+        <w:rPr>
+          <w:rStyle w:val="VerbatimChar"/>
+        </w:rPr>
+        <w:t xml:space="preserve">bit histogram:   4-bit=172, 8-bit=53</w:t>
+      </w:r>
+    </w:p>
+    <w:p>
+      <w:pPr>
+        <w:pStyle w:val="FirstParagraph"/>
+      </w:pPr>
+      <w:r>
+        <w:rPr>
+          <w:rFonts w:hint="eastAsia"/>
+        </w:rPr>
+        <w:t xml:space="preserve">统一</w:t>
+      </w:r>
+      <w:r>
+        <w:t xml:space="preserve"> WikiText2-128 </w:t>
+      </w:r>
+      <w:r>
+        <w:rPr>
+          <w:rFonts w:hint="eastAsia"/>
+        </w:rPr>
+        <w:t xml:space="preserve">表：</w:t>
+      </w:r>
+    </w:p>
+    <w:tbl>
+      <w:tblPr>
+        <w:tblStyle w:val="Table"/>
+        <w:tblW w:type="auto" w:w="0"/>
+        <w:tblLook w:firstRow="1" w:lastRow="0" w:firstColumn="0" w:lastColumn="0" w:noHBand="0" w:noVBand="0" w:val="0020"/>
+      </w:tblPr>
+      <w:tblGrid>
+        <w:gridCol w:w="1980"/>
+        <w:gridCol w:w="1980"/>
+        <w:gridCol w:w="1980"/>
+        <w:gridCol w:w="1980"/>
+      </w:tblGrid>
+      <w:tr>
+        <w:trPr>
+          <w:tblHeader w:val="on"/>
+        </w:trPr>
+        <w:tc>
+          <w:tcPr/>
+          <w:p>
+            <w:pPr>
+              <w:pStyle w:val="Compact"/>
+            </w:pPr>
+            <w:r>
+              <w:t xml:space="preserve">method</w:t>
+            </w:r>
+          </w:p>
+        </w:tc>
+        <w:tc>
+          <w:tcPr/>
+          <w:p>
+            <w:pPr>
+              <w:pStyle w:val="Compact"/>
+              <w:jc w:val="right"/>
+            </w:pPr>
+            <w:r>
+              <w:t xml:space="preserve">PPL</w:t>
+            </w:r>
+          </w:p>
+        </w:tc>
+        <w:tc>
+          <w:tcPr/>
+          <w:p>
+            <w:pPr>
+              <w:pStyle w:val="Compact"/>
+              <w:jc w:val="right"/>
+            </w:pPr>
+            <w:r>
+              <w:t xml:space="preserve">delta NLL vs FP16</w:t>
+            </w:r>
+          </w:p>
+        </w:tc>
+        <w:tc>
+          <w:tcPr/>
+          <w:p>
+            <w:pPr>
+              <w:pStyle w:val="Compact"/>
+            </w:pPr>
+            <w:r>
+              <w:t xml:space="preserve">bit histogram</w:t>
+            </w:r>
+          </w:p>
+        </w:tc>
+      </w:tr>
+      <w:tr>
+        <w:tc>
+          <w:tcPr/>
+          <w:p>
+            <w:pPr>
+              <w:pStyle w:val="Compact"/>
+            </w:pPr>
+            <w:r>
+              <w:t xml:space="preserve">FP16</w:t>
+            </w:r>
+          </w:p>
+        </w:tc>
+        <w:tc>
+          <w:tcPr/>
+          <w:p>
+            <w:pPr>
+              <w:pStyle w:val="Compact"/>
+              <w:jc w:val="right"/>
+            </w:pPr>
+            <w:r>
+              <w:t xml:space="preserve">17.34</w:t>
+            </w:r>
+          </w:p>
+        </w:tc>
+        <w:tc>
+          <w:tcPr/>
+          <w:p>
+            <w:pPr>
+              <w:pStyle w:val="Compact"/>
+              <w:jc w:val="right"/>
+            </w:pPr>
+            <w:r>
+              <w:t xml:space="preserve">0.0000</w:t>
+            </w:r>
+          </w:p>
+        </w:tc>
+        <w:tc>
+          <w:tcPr/>
+          <w:p>
+            <w:pPr>
+              <w:pStyle w:val="Compact"/>
+            </w:pPr>
+            <w:r>
+              <w:t xml:space="preserve">16:225</w:t>
+            </w:r>
+          </w:p>
+        </w:tc>
+      </w:tr>
+      <w:tr>
+        <w:tc>
+          <w:tcPr/>
+          <w:p>
+            <w:pPr>
+              <w:pStyle w:val="Compact"/>
+            </w:pPr>
+            <w:r>
+              <w:t xml:space="preserve">uniform INT4</w:t>
+            </w:r>
+          </w:p>
+        </w:tc>
+        <w:tc>
+          <w:tcPr/>
+          <w:p>
+            <w:pPr>
+              <w:pStyle w:val="Compact"/>
+              <w:jc w:val="right"/>
+            </w:pPr>
+            <w:r>
+              <w:t xml:space="preserve">27.82</w:t>
+            </w:r>
+          </w:p>
+        </w:tc>
+        <w:tc>
+          <w:tcPr/>
+          <w:p>
+            <w:pPr>
+              <w:pStyle w:val="Compact"/>
+              <w:jc w:val="right"/>
+            </w:pPr>
+            <w:r>
+              <w:t xml:space="preserve">0.4727</w:t>
+            </w:r>
+          </w:p>
+        </w:tc>
+        <w:tc>
+          <w:tcPr/>
+          <w:p>
+            <w:pPr>
+              <w:pStyle w:val="Compact"/>
+            </w:pPr>
+            <w:r>
+              <w:t xml:space="preserve">4:225</w:t>
+            </w:r>
+          </w:p>
+        </w:tc>
+      </w:tr>
+      <w:tr>
+        <w:tc>
+          <w:tcPr/>
+          <w:p>
+            <w:pPr>
+              <w:pStyle w:val="Compact"/>
+            </w:pPr>
+            <w:r>
+              <w:t xml:space="preserve">uniform INT3</w:t>
+            </w:r>
+          </w:p>
+        </w:tc>
+        <w:tc>
+          <w:tcPr/>
+          <w:p>
+            <w:pPr>
+              <w:pStyle w:val="Compact"/>
+              <w:jc w:val="right"/>
+            </w:pPr>
+            <w:r>
+              <w:t xml:space="preserve">1154.44</w:t>
+            </w:r>
+          </w:p>
+        </w:tc>
+        <w:tc>
+          <w:tcPr/>
+          <w:p>
+            <w:pPr>
+              <w:pStyle w:val="Compact"/>
+              <w:jc w:val="right"/>
+            </w:pPr>
+            <w:r>
+              <w:t xml:space="preserve">4.1981</w:t>
+            </w:r>
+          </w:p>
+        </w:tc>
+        <w:tc>
+          <w:tcPr/>
+          <w:p>
+            <w:pPr>
+              <w:pStyle w:val="Compact"/>
+            </w:pPr>
+            <w:r>
+              <w:t xml:space="preserve">3:225</w:t>
+            </w:r>
+          </w:p>
+        </w:tc>
+      </w:tr>
+      <w:tr>
+        <w:tc>
+          <w:tcPr/>
+          <w:p>
+            <w:pPr>
+              <w:pStyle w:val="Compact"/>
+            </w:pPr>
+            <w:r>
+              <w:t xml:space="preserve">activation-stat RD 4/8</w:t>
+            </w:r>
+          </w:p>
+        </w:tc>
+        <w:tc>
+          <w:tcPr/>
+          <w:p>
+            <w:pPr>
+              <w:pStyle w:val="Compact"/>
+              <w:jc w:val="right"/>
+            </w:pPr>
+            <w:r>
+              <w:t xml:space="preserve">24.51</w:t>
+            </w:r>
+          </w:p>
+        </w:tc>
+        <w:tc>
+          <w:tcPr/>
+          <w:p>
+            <w:pPr>
+              <w:pStyle w:val="Compact"/>
+              <w:jc w:val="right"/>
+            </w:pPr>
+            <w:r>
+              <w:t xml:space="preserve">0.3459</w:t>
+            </w:r>
+          </w:p>
+        </w:tc>
+        <w:tc>
+          <w:tcPr/>
+          <w:p>
+            <w:pPr>
+              <w:pStyle w:val="Compact"/>
+            </w:pPr>
+            <w:r>
+              <w:t xml:space="preserve">4:172, 8:53</w:t>
+            </w:r>
+          </w:p>
+        </w:tc>
+      </w:tr>
+      <w:tr>
+        <w:tc>
+          <w:tcPr/>
+          <w:p>
+            <w:pPr>
+              <w:pStyle w:val="Compact"/>
+            </w:pPr>
+            <w:r>
+              <w:t xml:space="preserve">loss-sensitive greedy 4/8</w:t>
+            </w:r>
+          </w:p>
+        </w:tc>
+        <w:tc>
+          <w:tcPr/>
+          <w:p>
+            <w:pPr>
+              <w:pStyle w:val="Compact"/>
+              <w:jc w:val="right"/>
+            </w:pPr>
+            <w:r>
+              <w:t xml:space="preserve">24.14</w:t>
+            </w:r>
+          </w:p>
+        </w:tc>
+        <w:tc>
+          <w:tcPr/>
+          <w:p>
+            <w:pPr>
+              <w:pStyle w:val="Compact"/>
+              <w:jc w:val="right"/>
+            </w:pPr>
+            <w:r>
+              <w:t xml:space="preserve">0.3305</w:t>
+            </w:r>
+          </w:p>
+        </w:tc>
+        <w:tc>
+          <w:tcPr/>
+          <w:p>
+            <w:pPr>
+              <w:pStyle w:val="Compact"/>
+            </w:pPr>
+            <w:r>
+              <w:t xml:space="preserve">4:172, 8:53</w:t>
+            </w:r>
+          </w:p>
+        </w:tc>
+      </w:tr>
+      <w:tr>
+        <w:tc>
+          <w:tcPr/>
+          <w:p>
+            <w:pPr>
+              <w:pStyle w:val="Compact"/>
+            </w:pPr>
+            <w:r>
+              <w:t xml:space="preserve">loss-sensitive exact knapsack 4/8</w:t>
+            </w:r>
+          </w:p>
+        </w:tc>
+        <w:tc>
+          <w:tcPr/>
+          <w:p>
+            <w:pPr>
+              <w:pStyle w:val="Compact"/>
+              <w:jc w:val="right"/>
+            </w:pPr>
+            <w:r>
+              <w:t xml:space="preserve">24.36</w:t>
+            </w:r>
+          </w:p>
+        </w:tc>
+        <w:tc>
+          <w:tcPr/>
+          <w:p>
+            <w:pPr>
+              <w:pStyle w:val="Compact"/>
+              <w:jc w:val="right"/>
+            </w:pPr>
+            <w:r>
+              <w:t xml:space="preserve">0.3396</w:t>
+            </w:r>
+          </w:p>
+        </w:tc>
+        <w:tc>
+          <w:tcPr/>
+          <w:p>
+            <w:pPr>
+              <w:pStyle w:val="Compact"/>
+            </w:pPr>
+            <w:r>
+              <w:t xml:space="preserve">4:175, 8:50</w:t>
+            </w:r>
+          </w:p>
+        </w:tc>
+      </w:tr>
+      <w:tr>
+        <w:tc>
+          <w:tcPr/>
+          <w:p>
+            <w:pPr>
+              <w:pStyle w:val="Compact"/>
+            </w:pPr>
+            <w:r>
+              <w:t xml:space="preserve">loss-sensitive swap-search 4/8</w:t>
+            </w:r>
+          </w:p>
+        </w:tc>
+        <w:tc>
+          <w:tcPr/>
+          <w:p>
+            <w:pPr>
+              <w:pStyle w:val="Compact"/>
+              <w:jc w:val="right"/>
+            </w:pPr>
+            <w:r>
+              <w:t xml:space="preserve">24.07</w:t>
+            </w:r>
+          </w:p>
+        </w:tc>
+        <w:tc>
+          <w:tcPr/>
+          <w:p>
+            <w:pPr>
+              <w:pStyle w:val="Compact"/>
+              <w:jc w:val="right"/>
+            </w:pPr>
+            <w:r>
+              <w:t xml:space="preserve">0.3276</w:t>
+            </w:r>
+          </w:p>
+        </w:tc>
+        <w:tc>
+          <w:tcPr/>
+          <w:p>
+            <w:pPr>
+              <w:pStyle w:val="Compact"/>
+            </w:pPr>
+            <w:r>
+              <w:t xml:space="preserve">4:172, 8:53</w:t>
+            </w:r>
+          </w:p>
+        </w:tc>
+      </w:tr>
+    </w:tbl>
+    <w:p>
+      <w:pPr>
+        <w:pStyle w:val="BodyText"/>
+      </w:pPr>
+      <w:r>
+        <w:rPr>
+          <w:rFonts w:hint="eastAsia"/>
+        </w:rPr>
+        <w:t xml:space="preserve">含义：局部</w:t>
+      </w:r>
+      <w:r>
+        <w:t xml:space="preserve"> one-module sensitivity </w:t>
+      </w:r>
+      <w:r>
+        <w:rPr>
+          <w:rFonts w:hint="eastAsia"/>
+        </w:rPr>
+        <w:t xml:space="preserve">是有效特征，但不是完整目标。exact</w:t>
+      </w:r>
+      <w:r>
+        <w:t xml:space="preserve"> </w:t>
+      </w:r>
+      <w:r>
+        <w:t xml:space="preserve">knapsack </w:t>
+      </w:r>
+      <w:r>
+        <w:rPr>
+          <w:rFonts w:hint="eastAsia"/>
+        </w:rPr>
+        <w:t xml:space="preserve">和</w:t>
+      </w:r>
+      <w:r>
+        <w:t xml:space="preserve"> swap-search </w:t>
+      </w:r>
+      <w:r>
+        <w:rPr>
+          <w:rFonts w:hint="eastAsia"/>
+        </w:rPr>
+        <w:t xml:space="preserve">一起说明全局</w:t>
+      </w:r>
+      <w:r>
+        <w:t xml:space="preserve"> PPL </w:t>
+      </w:r>
+      <w:r>
+        <w:rPr>
+          <w:rFonts w:hint="eastAsia"/>
+        </w:rPr>
+        <w:t xml:space="preserve">中存在模块交互项，后续主线应转向</w:t>
+      </w:r>
+      <w:r>
+        <w:t xml:space="preserve"> </w:t>
+      </w:r>
+      <w:r>
+        <w:t xml:space="preserve">interaction-aware allocation、pairwise surrogate、learned reward model </w:t>
+      </w:r>
+      <w:r>
+        <w:rPr>
+          <w:rFonts w:hint="eastAsia"/>
+        </w:rPr>
+        <w:t xml:space="preserve">和</w:t>
+      </w:r>
+      <w:r>
+        <w:t xml:space="preserve"> </w:t>
+      </w:r>
+      <w:r>
+        <w:t xml:space="preserve">constrained contextual bandit/RL。</w:t>
+      </w:r>
+    </w:p>
+    <w:p>
+      <w:pPr>
+        <w:pStyle w:val="BodyText"/>
+      </w:pPr>
+      <w:r>
+        <w:rPr>
+          <w:rFonts w:hint="eastAsia"/>
+        </w:rPr>
+        <w:t xml:space="preserve">新增证据：</w:t>
+      </w:r>
+    </w:p>
+    <w:p>
+      <w:pPr>
+        <w:pStyle w:val="SourceCode"/>
+      </w:pPr>
+      <w:r>
+        <w:rPr>
+          <w:rStyle w:val="VerbatimChar"/>
+        </w:rPr>
+        <w:t xml:space="preserve">train_python/search_allocation_swaps.py</w:t>
+      </w:r>
+      <w:r>
+        <w:br/>
+      </w:r>
+      <w:r>
+        <w:rPr>
+          <w:rStyle w:val="VerbatimChar"/>
+        </w:rPr>
+        <w:t xml:space="preserve">outputs/smollm2_allocation_swap_search_group128_wikitext2_128_summary.json</w:t>
+      </w:r>
+      <w:r>
+        <w:br/>
+      </w:r>
+      <w:r>
+        <w:rPr>
+          <w:rStyle w:val="VerbatimChar"/>
+        </w:rPr>
+        <w:t xml:space="preserve">outputs/smollm2_allocation_swap_search_group128_wikitext2_128_report.md</w:t>
+      </w:r>
+      <w:r>
+        <w:br/>
+      </w:r>
+      <w:r>
+        <w:rPr>
+          <w:rStyle w:val="VerbatimChar"/>
+        </w:rPr>
+        <w:t xml:space="preserve">outputs/smollm2_loss_sensitive_swap_search_alloc_4to8_group128_summary.json</w:t>
+      </w:r>
+      <w:r>
+        <w:br/>
+      </w:r>
+      <w:r>
+        <w:rPr>
+          <w:rStyle w:val="VerbatimChar"/>
+        </w:rPr>
+        <w:t xml:space="preserve">outputs/smollm2_fake_quant_ppl_compare_allocations_swap_group128_wikitext2_128_summary.json</w:t>
+      </w:r>
+    </w:p>
+    <w:bookmarkEnd w:id="12"/>
+    <w:bookmarkStart w:id="13" w:name="数学主线"/>
+    <w:p>
+      <w:pPr>
+        <w:pStyle w:val="Heading2"/>
+      </w:pPr>
+      <w:r>
         <w:rPr>
           <w:rFonts w:hint="eastAsia"/>
         </w:rPr>
@@ -860,8 +3189,8 @@
         <w:t xml:space="preserve">            P(QualityDrop(x_t, a_t) &gt; delta) &lt;= eta</w:t>
       </w:r>
     </w:p>
-    <w:bookmarkEnd w:id="11"/>
-    <w:bookmarkStart w:id="12" w:name="候选-ccf-a-路线"/>
+    <w:bookmarkEnd w:id="13"/>
+    <w:bookmarkStart w:id="14" w:name="候选-ccf-a-路线"/>
     <w:p>
       <w:pPr>
         <w:pStyle w:val="Heading2"/>
@@ -1027,8 +3356,8 @@
         <w:t xml:space="preserve">B，不建议作为“CCF-A”主推，除非学校另有名单。</w:t>
       </w:r>
     </w:p>
-    <w:bookmarkEnd w:id="12"/>
-    <w:bookmarkStart w:id="13" w:name="不能声称"/>
+    <w:bookmarkEnd w:id="14"/>
+    <w:bookmarkStart w:id="15" w:name="不能声称"/>
     <w:p>
       <w:pPr>
         <w:pStyle w:val="Heading2"/>
@@ -1148,8 +3477,8 @@
         <w:t xml:space="preserve">写成已实现贡献。</w:t>
       </w:r>
     </w:p>
-    <w:bookmarkEnd w:id="13"/>
-    <w:bookmarkStart w:id="14" w:name="下一步"/>
+    <w:bookmarkEnd w:id="15"/>
+    <w:bookmarkStart w:id="16" w:name="下一步"/>
     <w:p>
       <w:pPr>
         <w:pStyle w:val="Heading2"/>
@@ -1221,14 +3550,32 @@
         <w:rPr>
           <w:rFonts w:hint="eastAsia"/>
         </w:rPr>
+        <w:t xml:space="preserve">交互建模：one-step</w:t>
+      </w:r>
+      <w:r>
+        <w:t xml:space="preserve"> swap、beam search、pairwise surrogate、learned reward。</w:t>
+      </w:r>
+    </w:p>
+    <w:p>
+      <w:pPr>
+        <w:pStyle w:val="Compact"/>
+        <w:numPr>
+          <w:ilvl w:val="0"/>
+          <w:numId w:val="1006"/>
+        </w:numPr>
+      </w:pPr>
+      <w:r>
+        <w:rPr>
+          <w:rFonts w:hint="eastAsia"/>
+        </w:rPr>
         <w:t xml:space="preserve">指标：PPL、task</w:t>
       </w:r>
       <w:r>
         <w:t xml:space="preserve"> accuracy、memory、latency、policy overhead、router failure。</w:t>
       </w:r>
     </w:p>
-    <w:bookmarkEnd w:id="14"/>
-    <w:bookmarkStart w:id="15" w:name="参考链接"/>
+    <w:bookmarkEnd w:id="16"/>
+    <w:bookmarkStart w:id="28" w:name="参考链接"/>
     <w:p>
       <w:pPr>
         <w:pStyle w:val="Heading2"/>
@@ -1255,8 +3602,16 @@
         <w:rPr>
           <w:rFonts w:hint="eastAsia"/>
         </w:rPr>
-        <w:t xml:space="preserve">推荐目录：https://www.ccf.org.cn/Academic_Evaluation/AI/</w:t>
-      </w:r>
+        <w:t xml:space="preserve">推荐目录：</w:t>
+      </w:r>
+      <w:hyperlink r:id="rId17">
+        <w:r>
+          <w:rPr>
+            <w:rStyle w:val="Hyperlink"/>
+          </w:rPr>
+          <w:t xml:space="preserve">https://www.ccf.org.cn/Academic_Evaluation/AI/</w:t>
+        </w:r>
+      </w:hyperlink>
     </w:p>
     <w:p>
       <w:pPr>
@@ -1270,8 +3625,16 @@
         <w:rPr>
           <w:rFonts w:hint="eastAsia"/>
         </w:rPr>
-        <w:t xml:space="preserve">GPTQ：https://arxiv.org/abs/2210.17323</w:t>
-      </w:r>
+        <w:t xml:space="preserve">GPTQ：</w:t>
+      </w:r>
+      <w:hyperlink r:id="rId18">
+        <w:r>
+          <w:rPr>
+            <w:rStyle w:val="Hyperlink"/>
+          </w:rPr>
+          <w:t xml:space="preserve">https://arxiv.org/abs/2210.17323</w:t>
+        </w:r>
+      </w:hyperlink>
     </w:p>
     <w:p>
       <w:pPr>
@@ -1285,8 +3648,16 @@
         <w:rPr>
           <w:rFonts w:hint="eastAsia"/>
         </w:rPr>
-        <w:t xml:space="preserve">AWQ：https://arxiv.org/abs/2306.00978</w:t>
-      </w:r>
+        <w:t xml:space="preserve">AWQ：</w:t>
+      </w:r>
+      <w:hyperlink r:id="rId19">
+        <w:r>
+          <w:rPr>
+            <w:rStyle w:val="Hyperlink"/>
+          </w:rPr>
+          <w:t xml:space="preserve">https://arxiv.org/abs/2306.00978</w:t>
+        </w:r>
+      </w:hyperlink>
     </w:p>
     <w:p>
       <w:pPr>
@@ -1300,8 +3671,16 @@
         <w:rPr>
           <w:rFonts w:hint="eastAsia"/>
         </w:rPr>
-        <w:t xml:space="preserve">SmoothQuant：https://arxiv.org/abs/2211.10438</w:t>
-      </w:r>
+        <w:t xml:space="preserve">SmoothQuant：</w:t>
+      </w:r>
+      <w:hyperlink r:id="rId20">
+        <w:r>
+          <w:rPr>
+            <w:rStyle w:val="Hyperlink"/>
+          </w:rPr>
+          <w:t xml:space="preserve">https://arxiv.org/abs/2211.10438</w:t>
+        </w:r>
+      </w:hyperlink>
     </w:p>
     <w:p>
       <w:pPr>
@@ -1315,8 +3694,16 @@
         <w:rPr>
           <w:rFonts w:hint="eastAsia"/>
         </w:rPr>
-        <w:t xml:space="preserve">QuaRot：https://arxiv.org/abs/2404.00456</w:t>
-      </w:r>
+        <w:t xml:space="preserve">QuaRot：</w:t>
+      </w:r>
+      <w:hyperlink r:id="rId21">
+        <w:r>
+          <w:rPr>
+            <w:rStyle w:val="Hyperlink"/>
+          </w:rPr>
+          <w:t xml:space="preserve">https://arxiv.org/abs/2404.00456</w:t>
+        </w:r>
+      </w:hyperlink>
     </w:p>
     <w:p>
       <w:pPr>
@@ -1330,8 +3717,16 @@
         <w:rPr>
           <w:rFonts w:hint="eastAsia"/>
         </w:rPr>
-        <w:t xml:space="preserve">SpinQuant：https://arxiv.org/abs/2405.16406</w:t>
-      </w:r>
+        <w:t xml:space="preserve">SpinQuant：</w:t>
+      </w:r>
+      <w:hyperlink r:id="rId22">
+        <w:r>
+          <w:rPr>
+            <w:rStyle w:val="Hyperlink"/>
+          </w:rPr>
+          <w:t xml:space="preserve">https://arxiv.org/abs/2405.16406</w:t>
+        </w:r>
+      </w:hyperlink>
     </w:p>
     <w:p>
       <w:pPr>
@@ -1345,8 +3740,16 @@
         <w:rPr>
           <w:rFonts w:hint="eastAsia"/>
         </w:rPr>
-        <w:t xml:space="preserve">QuIP#：https://arxiv.org/abs/2402.04396</w:t>
-      </w:r>
+        <w:t xml:space="preserve">QuIP#：</w:t>
+      </w:r>
+      <w:hyperlink r:id="rId23">
+        <w:r>
+          <w:rPr>
+            <w:rStyle w:val="Hyperlink"/>
+          </w:rPr>
+          <w:t xml:space="preserve">https://arxiv.org/abs/2402.04396</w:t>
+        </w:r>
+      </w:hyperlink>
     </w:p>
     <w:p>
       <w:pPr>
@@ -1360,8 +3763,16 @@
         <w:rPr>
           <w:rFonts w:hint="eastAsia"/>
         </w:rPr>
-        <w:t xml:space="preserve">OmniQuant：https://arxiv.org/abs/2308.13137</w:t>
-      </w:r>
+        <w:t xml:space="preserve">OmniQuant：</w:t>
+      </w:r>
+      <w:hyperlink r:id="rId24">
+        <w:r>
+          <w:rPr>
+            <w:rStyle w:val="Hyperlink"/>
+          </w:rPr>
+          <w:t xml:space="preserve">https://arxiv.org/abs/2308.13137</w:t>
+        </w:r>
+      </w:hyperlink>
     </w:p>
     <w:p>
       <w:pPr>
@@ -1375,8 +3786,16 @@
         <w:rPr>
           <w:rFonts w:hint="eastAsia"/>
         </w:rPr>
-        <w:t xml:space="preserve">AQLM：https://arxiv.org/abs/2401.06118</w:t>
-      </w:r>
+        <w:t xml:space="preserve">AQLM：</w:t>
+      </w:r>
+      <w:hyperlink r:id="rId25">
+        <w:r>
+          <w:rPr>
+            <w:rStyle w:val="Hyperlink"/>
+          </w:rPr>
+          <w:t xml:space="preserve">https://arxiv.org/abs/2401.06118</w:t>
+        </w:r>
+      </w:hyperlink>
     </w:p>
     <w:p>
       <w:pPr>
@@ -1390,8 +3809,16 @@
         <w:rPr>
           <w:rFonts w:hint="eastAsia"/>
         </w:rPr>
-        <w:t xml:space="preserve">KIVI：https://arxiv.org/abs/2402.02750</w:t>
-      </w:r>
+        <w:t xml:space="preserve">KIVI：</w:t>
+      </w:r>
+      <w:hyperlink r:id="rId26">
+        <w:r>
+          <w:rPr>
+            <w:rStyle w:val="Hyperlink"/>
+          </w:rPr>
+          <w:t xml:space="preserve">https://arxiv.org/abs/2402.02750</w:t>
+        </w:r>
+      </w:hyperlink>
     </w:p>
     <w:p>
       <w:pPr>
@@ -1405,11 +3832,19 @@
         <w:rPr>
           <w:rFonts w:hint="eastAsia"/>
         </w:rPr>
-        <w:t xml:space="preserve">KVQuant：https://arxiv.org/abs/2401.18079</w:t>
-      </w:r>
-    </w:p>
-    <w:bookmarkEnd w:id="15"/>
-    <w:bookmarkEnd w:id="16"/>
+        <w:t xml:space="preserve">KVQuant：</w:t>
+      </w:r>
+      <w:hyperlink r:id="rId27">
+        <w:r>
+          <w:rPr>
+            <w:rStyle w:val="Hyperlink"/>
+          </w:rPr>
+          <w:t xml:space="preserve">https://arxiv.org/abs/2401.18079</w:t>
+        </w:r>
+      </w:hyperlink>
+    </w:p>
+    <w:bookmarkEnd w:id="28"/>
+    <w:bookmarkEnd w:id="29"/>
     <w:sectPr>
       <w:footnotePr>
         <w:numRestart w:val="eachSect"/>

--- a/outputs/paper_delivery_2026-06-04/notion_ready/EigenSkill-Q_Notion_Page.docx
+++ b/outputs/paper_delivery_2026-06-04/notion_ready/EigenSkill-Q_Notion_Page.docx
@@ -2,7 +2,7 @@
 <file path=word/document.xml><?xml version="1.0" encoding="utf-8"?>
 <w:document xmlns:w="http://schemas.openxmlformats.org/wordprocessingml/2006/main" xmlns:m="http://schemas.openxmlformats.org/officeDocument/2006/math" xmlns:r="http://schemas.openxmlformats.org/officeDocument/2006/relationships" xmlns:o="urn:schemas-microsoft-com:office:office" xmlns:v="urn:schemas-microsoft-com:vml" xmlns:w10="urn:schemas-microsoft-com:office:word" xmlns:a="http://schemas.openxmlformats.org/drawingml/2006/main" xmlns:pic="http://schemas.openxmlformats.org/drawingml/2006/picture" xmlns:wp="http://schemas.openxmlformats.org/drawingml/2006/wordprocessingDrawing">
   <w:body>
-    <w:bookmarkStart w:id="29" w:name="eigenskill-q-阶段交付可验证量化策略旁路"/>
+    <w:bookmarkStart w:id="30" w:name="eigenskill-q-阶段交付可验证量化策略旁路"/>
     <w:p>
       <w:pPr>
         <w:pStyle w:val="Heading1"/>
@@ -3011,6 +3011,523 @@
         <w:t xml:space="preserve">constrained contextual bandit/RL。</w:t>
       </w:r>
     </w:p>
+    <w:bookmarkEnd w:id="12"/>
+    <w:bookmarkStart w:id="13" w:name="Xb4ea81183555c4a028a9350ba65c02b4451be14"/>
+    <w:p>
+      <w:pPr>
+        <w:pStyle w:val="Heading2"/>
+      </w:pPr>
+      <w:r>
+        <w:t xml:space="preserve">2026-06-04 </w:t>
+      </w:r>
+      <w:r>
+        <w:rPr>
+          <w:rFonts w:hint="eastAsia"/>
+        </w:rPr>
+        <w:t xml:space="preserve">追加：C4</w:t>
+      </w:r>
+      <w:r>
+        <w:t xml:space="preserve"> validation </w:t>
+      </w:r>
+      <w:r>
+        <w:rPr>
+          <w:rFonts w:hint="eastAsia"/>
+        </w:rPr>
+        <w:t xml:space="preserve">小切片</w:t>
+      </w:r>
+    </w:p>
+    <w:p>
+      <w:pPr>
+        <w:pStyle w:val="FirstParagraph"/>
+      </w:pPr>
+      <w:r>
+        <w:rPr>
+          <w:rFonts w:hint="eastAsia"/>
+        </w:rPr>
+        <w:t xml:space="preserve">新增</w:t>
+      </w:r>
+      <w:r>
+        <w:t xml:space="preserve"> </w:t>
+      </w:r>
+      <w:r>
+        <w:rPr>
+          <w:rStyle w:val="VerbatimChar"/>
+        </w:rPr>
+        <w:t xml:space="preserve">build_dataset_prompts.py --streaming</w:t>
+      </w:r>
+      <w:r>
+        <w:rPr>
+          <w:rFonts w:hint="eastAsia"/>
+        </w:rPr>
+        <w:t xml:space="preserve">，避免</w:t>
+      </w:r>
+      <w:r>
+        <w:t xml:space="preserve"> C4 validation </w:t>
+      </w:r>
+      <w:r>
+        <w:rPr>
+          <w:rFonts w:hint="eastAsia"/>
+        </w:rPr>
+        <w:t xml:space="preserve">全量下载</w:t>
+      </w:r>
+      <w:r>
+        <w:t xml:space="preserve"> 1024</w:t>
+      </w:r>
+      <w:r>
+        <w:t xml:space="preserve"> </w:t>
+      </w:r>
+      <w:r>
+        <w:rPr>
+          <w:rFonts w:hint="eastAsia"/>
+        </w:rPr>
+        <w:t xml:space="preserve">个</w:t>
+      </w:r>
+      <w:r>
+        <w:t xml:space="preserve"> </w:t>
+      </w:r>
+      <w:r>
+        <w:rPr>
+          <w:rFonts w:hint="eastAsia"/>
+        </w:rPr>
+        <w:t xml:space="preserve">shard。当前只用</w:t>
+      </w:r>
+      <w:r>
+        <w:t xml:space="preserve"> streaming </w:t>
+      </w:r>
+      <w:r>
+        <w:rPr>
+          <w:rFonts w:hint="eastAsia"/>
+        </w:rPr>
+        <w:t xml:space="preserve">扫描</w:t>
+      </w:r>
+      <w:r>
+        <w:t xml:space="preserve"> 66 </w:t>
+      </w:r>
+      <w:r>
+        <w:rPr>
+          <w:rFonts w:hint="eastAsia"/>
+        </w:rPr>
+        <w:t xml:space="preserve">行，构建</w:t>
+      </w:r>
+      <w:r>
+        <w:t xml:space="preserve"> 64 </w:t>
+      </w:r>
+      <w:r>
+        <w:rPr>
+          <w:rFonts w:hint="eastAsia"/>
+        </w:rPr>
+        <w:t xml:space="preserve">条</w:t>
+      </w:r>
+      <w:r>
+        <w:t xml:space="preserve"> C4 English validation</w:t>
+      </w:r>
+      <w:r>
+        <w:t xml:space="preserve"> </w:t>
+      </w:r>
+      <w:r>
+        <w:t xml:space="preserve">prompts。</w:t>
+      </w:r>
+    </w:p>
+    <w:tbl>
+      <w:tblPr>
+        <w:tblStyle w:val="Table"/>
+        <w:tblW w:type="auto" w:w="0"/>
+        <w:tblLook w:firstRow="1" w:lastRow="0" w:firstColumn="0" w:lastColumn="0" w:noHBand="0" w:noVBand="0" w:val="0020"/>
+      </w:tblPr>
+      <w:tblGrid>
+        <w:gridCol w:w="1980"/>
+        <w:gridCol w:w="1980"/>
+        <w:gridCol w:w="1980"/>
+        <w:gridCol w:w="1980"/>
+      </w:tblGrid>
+      <w:tr>
+        <w:trPr>
+          <w:tblHeader w:val="on"/>
+        </w:trPr>
+        <w:tc>
+          <w:tcPr/>
+          <w:p>
+            <w:pPr>
+              <w:pStyle w:val="Compact"/>
+            </w:pPr>
+            <w:r>
+              <w:t xml:space="preserve">method</w:t>
+            </w:r>
+          </w:p>
+        </w:tc>
+        <w:tc>
+          <w:tcPr/>
+          <w:p>
+            <w:pPr>
+              <w:pStyle w:val="Compact"/>
+              <w:jc w:val="right"/>
+            </w:pPr>
+            <w:r>
+              <w:t xml:space="preserve">PPL</w:t>
+            </w:r>
+          </w:p>
+        </w:tc>
+        <w:tc>
+          <w:tcPr/>
+          <w:p>
+            <w:pPr>
+              <w:pStyle w:val="Compact"/>
+              <w:jc w:val="right"/>
+            </w:pPr>
+            <w:r>
+              <w:t xml:space="preserve">delta NLL vs FP16</w:t>
+            </w:r>
+          </w:p>
+        </w:tc>
+        <w:tc>
+          <w:tcPr/>
+          <w:p>
+            <w:pPr>
+              <w:pStyle w:val="Compact"/>
+            </w:pPr>
+            <w:r>
+              <w:t xml:space="preserve">bit histogram</w:t>
+            </w:r>
+          </w:p>
+        </w:tc>
+      </w:tr>
+      <w:tr>
+        <w:tc>
+          <w:tcPr/>
+          <w:p>
+            <w:pPr>
+              <w:pStyle w:val="Compact"/>
+            </w:pPr>
+            <w:r>
+              <w:t xml:space="preserve">FP16</w:t>
+            </w:r>
+          </w:p>
+        </w:tc>
+        <w:tc>
+          <w:tcPr/>
+          <w:p>
+            <w:pPr>
+              <w:pStyle w:val="Compact"/>
+              <w:jc w:val="right"/>
+            </w:pPr>
+            <w:r>
+              <w:t xml:space="preserve">23.78</w:t>
+            </w:r>
+          </w:p>
+        </w:tc>
+        <w:tc>
+          <w:tcPr/>
+          <w:p>
+            <w:pPr>
+              <w:pStyle w:val="Compact"/>
+              <w:jc w:val="right"/>
+            </w:pPr>
+            <w:r>
+              <w:t xml:space="preserve">0.0000</w:t>
+            </w:r>
+          </w:p>
+        </w:tc>
+        <w:tc>
+          <w:tcPr/>
+          <w:p>
+            <w:pPr>
+              <w:pStyle w:val="Compact"/>
+            </w:pPr>
+            <w:r>
+              <w:t xml:space="preserve">16:225</w:t>
+            </w:r>
+          </w:p>
+        </w:tc>
+      </w:tr>
+      <w:tr>
+        <w:tc>
+          <w:tcPr/>
+          <w:p>
+            <w:pPr>
+              <w:pStyle w:val="Compact"/>
+            </w:pPr>
+            <w:r>
+              <w:t xml:space="preserve">uniform INT4</w:t>
+            </w:r>
+          </w:p>
+        </w:tc>
+        <w:tc>
+          <w:tcPr/>
+          <w:p>
+            <w:pPr>
+              <w:pStyle w:val="Compact"/>
+              <w:jc w:val="right"/>
+            </w:pPr>
+            <w:r>
+              <w:t xml:space="preserve">36.94</w:t>
+            </w:r>
+          </w:p>
+        </w:tc>
+        <w:tc>
+          <w:tcPr/>
+          <w:p>
+            <w:pPr>
+              <w:pStyle w:val="Compact"/>
+              <w:jc w:val="right"/>
+            </w:pPr>
+            <w:r>
+              <w:t xml:space="preserve">0.4403</w:t>
+            </w:r>
+          </w:p>
+        </w:tc>
+        <w:tc>
+          <w:tcPr/>
+          <w:p>
+            <w:pPr>
+              <w:pStyle w:val="Compact"/>
+            </w:pPr>
+            <w:r>
+              <w:t xml:space="preserve">4:225</w:t>
+            </w:r>
+          </w:p>
+        </w:tc>
+      </w:tr>
+      <w:tr>
+        <w:tc>
+          <w:tcPr/>
+          <w:p>
+            <w:pPr>
+              <w:pStyle w:val="Compact"/>
+            </w:pPr>
+            <w:r>
+              <w:t xml:space="preserve">uniform INT3</w:t>
+            </w:r>
+          </w:p>
+        </w:tc>
+        <w:tc>
+          <w:tcPr/>
+          <w:p>
+            <w:pPr>
+              <w:pStyle w:val="Compact"/>
+              <w:jc w:val="right"/>
+            </w:pPr>
+            <w:r>
+              <w:t xml:space="preserve">2990.80</w:t>
+            </w:r>
+          </w:p>
+        </w:tc>
+        <w:tc>
+          <w:tcPr/>
+          <w:p>
+            <w:pPr>
+              <w:pStyle w:val="Compact"/>
+              <w:jc w:val="right"/>
+            </w:pPr>
+            <w:r>
+              <w:t xml:space="preserve">4.8344</w:t>
+            </w:r>
+          </w:p>
+        </w:tc>
+        <w:tc>
+          <w:tcPr/>
+          <w:p>
+            <w:pPr>
+              <w:pStyle w:val="Compact"/>
+            </w:pPr>
+            <w:r>
+              <w:t xml:space="preserve">3:225</w:t>
+            </w:r>
+          </w:p>
+        </w:tc>
+      </w:tr>
+      <w:tr>
+        <w:tc>
+          <w:tcPr/>
+          <w:p>
+            <w:pPr>
+              <w:pStyle w:val="Compact"/>
+            </w:pPr>
+            <w:r>
+              <w:t xml:space="preserve">activation-stat RD 4/8</w:t>
+            </w:r>
+          </w:p>
+        </w:tc>
+        <w:tc>
+          <w:tcPr/>
+          <w:p>
+            <w:pPr>
+              <w:pStyle w:val="Compact"/>
+              <w:jc w:val="right"/>
+            </w:pPr>
+            <w:r>
+              <w:t xml:space="preserve">33.69</w:t>
+            </w:r>
+          </w:p>
+        </w:tc>
+        <w:tc>
+          <w:tcPr/>
+          <w:p>
+            <w:pPr>
+              <w:pStyle w:val="Compact"/>
+              <w:jc w:val="right"/>
+            </w:pPr>
+            <w:r>
+              <w:t xml:space="preserve">0.3484</w:t>
+            </w:r>
+          </w:p>
+        </w:tc>
+        <w:tc>
+          <w:tcPr/>
+          <w:p>
+            <w:pPr>
+              <w:pStyle w:val="Compact"/>
+            </w:pPr>
+            <w:r>
+              <w:t xml:space="preserve">4:172, 8:53</w:t>
+            </w:r>
+          </w:p>
+        </w:tc>
+      </w:tr>
+      <w:tr>
+        <w:tc>
+          <w:tcPr/>
+          <w:p>
+            <w:pPr>
+              <w:pStyle w:val="Compact"/>
+            </w:pPr>
+            <w:r>
+              <w:t xml:space="preserve">loss-sensitive greedy 4/8</w:t>
+            </w:r>
+          </w:p>
+        </w:tc>
+        <w:tc>
+          <w:tcPr/>
+          <w:p>
+            <w:pPr>
+              <w:pStyle w:val="Compact"/>
+              <w:jc w:val="right"/>
+            </w:pPr>
+            <w:r>
+              <w:t xml:space="preserve">32.77</w:t>
+            </w:r>
+          </w:p>
+        </w:tc>
+        <w:tc>
+          <w:tcPr/>
+          <w:p>
+            <w:pPr>
+              <w:pStyle w:val="Compact"/>
+              <w:jc w:val="right"/>
+            </w:pPr>
+            <w:r>
+              <w:t xml:space="preserve">0.3205</w:t>
+            </w:r>
+          </w:p>
+        </w:tc>
+        <w:tc>
+          <w:tcPr/>
+          <w:p>
+            <w:pPr>
+              <w:pStyle w:val="Compact"/>
+            </w:pPr>
+            <w:r>
+              <w:t xml:space="preserve">4:172, 8:53</w:t>
+            </w:r>
+          </w:p>
+        </w:tc>
+      </w:tr>
+      <w:tr>
+        <w:tc>
+          <w:tcPr/>
+          <w:p>
+            <w:pPr>
+              <w:pStyle w:val="Compact"/>
+            </w:pPr>
+            <w:r>
+              <w:t xml:space="preserve">loss-sensitive exact knapsack 4/8</w:t>
+            </w:r>
+          </w:p>
+        </w:tc>
+        <w:tc>
+          <w:tcPr/>
+          <w:p>
+            <w:pPr>
+              <w:pStyle w:val="Compact"/>
+              <w:jc w:val="right"/>
+            </w:pPr>
+            <w:r>
+              <w:t xml:space="preserve">32.87</w:t>
+            </w:r>
+          </w:p>
+        </w:tc>
+        <w:tc>
+          <w:tcPr/>
+          <w:p>
+            <w:pPr>
+              <w:pStyle w:val="Compact"/>
+              <w:jc w:val="right"/>
+            </w:pPr>
+            <w:r>
+              <w:t xml:space="preserve">0.3235</w:t>
+            </w:r>
+          </w:p>
+        </w:tc>
+        <w:tc>
+          <w:tcPr/>
+          <w:p>
+            <w:pPr>
+              <w:pStyle w:val="Compact"/>
+            </w:pPr>
+            <w:r>
+              <w:t xml:space="preserve">4:175, 8:50</w:t>
+            </w:r>
+          </w:p>
+        </w:tc>
+      </w:tr>
+      <w:tr>
+        <w:tc>
+          <w:tcPr/>
+          <w:p>
+            <w:pPr>
+              <w:pStyle w:val="Compact"/>
+            </w:pPr>
+            <w:r>
+              <w:t xml:space="preserve">loss-sensitive swap-search 4/8</w:t>
+            </w:r>
+          </w:p>
+        </w:tc>
+        <w:tc>
+          <w:tcPr/>
+          <w:p>
+            <w:pPr>
+              <w:pStyle w:val="Compact"/>
+              <w:jc w:val="right"/>
+            </w:pPr>
+            <w:r>
+              <w:t xml:space="preserve">32.57</w:t>
+            </w:r>
+          </w:p>
+        </w:tc>
+        <w:tc>
+          <w:tcPr/>
+          <w:p>
+            <w:pPr>
+              <w:pStyle w:val="Compact"/>
+              <w:jc w:val="right"/>
+            </w:pPr>
+            <w:r>
+              <w:t xml:space="preserve">0.3146</w:t>
+            </w:r>
+          </w:p>
+        </w:tc>
+        <w:tc>
+          <w:tcPr/>
+          <w:p>
+            <w:pPr>
+              <w:pStyle w:val="Compact"/>
+            </w:pPr>
+            <w:r>
+              <w:t xml:space="preserve">4:172, 8:53</w:t>
+            </w:r>
+          </w:p>
+        </w:tc>
+      </w:tr>
+    </w:tbl>
     <w:p>
       <w:pPr>
         <w:pStyle w:val="BodyText"/>
@@ -3019,6 +3536,44 @@
         <w:rPr>
           <w:rFonts w:hint="eastAsia"/>
         </w:rPr>
+        <w:t xml:space="preserve">含义：C4</w:t>
+      </w:r>
+      <w:r>
+        <w:t xml:space="preserve"> </w:t>
+      </w:r>
+      <w:r>
+        <w:rPr>
+          <w:rFonts w:hint="eastAsia"/>
+        </w:rPr>
+        <w:t xml:space="preserve">复现</w:t>
+      </w:r>
+      <w:r>
+        <w:t xml:space="preserve"> WikiText2 </w:t>
+      </w:r>
+      <w:r>
+        <w:rPr>
+          <w:rFonts w:hint="eastAsia"/>
+        </w:rPr>
+        <w:t xml:space="preserve">排序，说明</w:t>
+      </w:r>
+      <w:r>
+        <w:t xml:space="preserve"> positive trend </w:t>
+      </w:r>
+      <w:r>
+        <w:rPr>
+          <w:rFonts w:hint="eastAsia"/>
+        </w:rPr>
+        <w:t xml:space="preserve">不是单一验证切片偶然现象。</w:t>
+      </w:r>
+    </w:p>
+    <w:p>
+      <w:pPr>
+        <w:pStyle w:val="BodyText"/>
+      </w:pPr>
+      <w:r>
+        <w:rPr>
+          <w:rFonts w:hint="eastAsia"/>
+        </w:rPr>
         <w:t xml:space="preserve">新增证据：</w:t>
       </w:r>
     </w:p>
@@ -3039,6 +3594,24 @@
         <w:rPr>
           <w:rStyle w:val="VerbatimChar"/>
         </w:rPr>
+        <w:t xml:space="preserve">train_python/build_dataset_prompts.py</w:t>
+      </w:r>
+      <w:r>
+        <w:br/>
+      </w:r>
+      <w:r>
+        <w:rPr>
+          <w:rStyle w:val="VerbatimChar"/>
+        </w:rPr>
+        <w:t xml:space="preserve">data_eval/text_prompts/c4_en_validation_64.txt</w:t>
+      </w:r>
+      <w:r>
+        <w:br/>
+      </w:r>
+      <w:r>
+        <w:rPr>
+          <w:rStyle w:val="VerbatimChar"/>
+        </w:rPr>
         <w:t xml:space="preserve">outputs/smollm2_allocation_swap_search_group128_wikitext2_128_summary.json</w:t>
       </w:r>
       <w:r>
@@ -3068,9 +3641,27 @@
         </w:rPr>
         <w:t xml:space="preserve">outputs/smollm2_fake_quant_ppl_compare_allocations_swap_group128_wikitext2_128_summary.json</w:t>
       </w:r>
-    </w:p>
-    <w:bookmarkEnd w:id="12"/>
-    <w:bookmarkStart w:id="13" w:name="数学主线"/>
+      <w:r>
+        <w:br/>
+      </w:r>
+      <w:r>
+        <w:rPr>
+          <w:rStyle w:val="VerbatimChar"/>
+        </w:rPr>
+        <w:t xml:space="preserve">outputs/smollm2_fake_quant_ppl_c4_validation_64_report.md</w:t>
+      </w:r>
+      <w:r>
+        <w:br/>
+      </w:r>
+      <w:r>
+        <w:rPr>
+          <w:rStyle w:val="VerbatimChar"/>
+        </w:rPr>
+        <w:t xml:space="preserve">outputs/smollm2_fake_quant_ppl_compare_allocations_swap_group128_c4_en_validation_64_summary.json</w:t>
+      </w:r>
+    </w:p>
+    <w:bookmarkEnd w:id="13"/>
+    <w:bookmarkStart w:id="14" w:name="数学主线"/>
     <w:p>
       <w:pPr>
         <w:pStyle w:val="Heading2"/>
@@ -3189,8 +3780,8 @@
         <w:t xml:space="preserve">            P(QualityDrop(x_t, a_t) &gt; delta) &lt;= eta</w:t>
       </w:r>
     </w:p>
-    <w:bookmarkEnd w:id="13"/>
-    <w:bookmarkStart w:id="14" w:name="候选-ccf-a-路线"/>
+    <w:bookmarkEnd w:id="14"/>
+    <w:bookmarkStart w:id="15" w:name="候选-ccf-a-路线"/>
     <w:p>
       <w:pPr>
         <w:pStyle w:val="Heading2"/>
@@ -3356,8 +3947,8 @@
         <w:t xml:space="preserve">B，不建议作为“CCF-A”主推，除非学校另有名单。</w:t>
       </w:r>
     </w:p>
-    <w:bookmarkEnd w:id="14"/>
-    <w:bookmarkStart w:id="15" w:name="不能声称"/>
+    <w:bookmarkEnd w:id="15"/>
+    <w:bookmarkStart w:id="16" w:name="不能声称"/>
     <w:p>
       <w:pPr>
         <w:pStyle w:val="Heading2"/>
@@ -3477,8 +4068,8 @@
         <w:t xml:space="preserve">写成已实现贡献。</w:t>
       </w:r>
     </w:p>
-    <w:bookmarkEnd w:id="15"/>
-    <w:bookmarkStart w:id="16" w:name="下一步"/>
+    <w:bookmarkEnd w:id="16"/>
+    <w:bookmarkStart w:id="17" w:name="下一步"/>
     <w:p>
       <w:pPr>
         <w:pStyle w:val="Heading2"/>
@@ -3574,8 +4165,8 @@
         <w:t xml:space="preserve"> accuracy、memory、latency、policy overhead、router failure。</w:t>
       </w:r>
     </w:p>
-    <w:bookmarkEnd w:id="16"/>
-    <w:bookmarkStart w:id="28" w:name="参考链接"/>
+    <w:bookmarkEnd w:id="17"/>
+    <w:bookmarkStart w:id="29" w:name="参考链接"/>
     <w:p>
       <w:pPr>
         <w:pStyle w:val="Heading2"/>
@@ -3604,7 +4195,7 @@
         </w:rPr>
         <w:t xml:space="preserve">推荐目录：</w:t>
       </w:r>
-      <w:hyperlink r:id="rId17">
+      <w:hyperlink r:id="rId18">
         <w:r>
           <w:rPr>
             <w:rStyle w:val="Hyperlink"/>
@@ -3627,7 +4218,7 @@
         </w:rPr>
         <w:t xml:space="preserve">GPTQ：</w:t>
       </w:r>
-      <w:hyperlink r:id="rId18">
+      <w:hyperlink r:id="rId19">
         <w:r>
           <w:rPr>
             <w:rStyle w:val="Hyperlink"/>
@@ -3650,7 +4241,7 @@
         </w:rPr>
         <w:t xml:space="preserve">AWQ：</w:t>
       </w:r>
-      <w:hyperlink r:id="rId19">
+      <w:hyperlink r:id="rId20">
         <w:r>
           <w:rPr>
             <w:rStyle w:val="Hyperlink"/>
@@ -3673,7 +4264,7 @@
         </w:rPr>
         <w:t xml:space="preserve">SmoothQuant：</w:t>
       </w:r>
-      <w:hyperlink r:id="rId20">
+      <w:hyperlink r:id="rId21">
         <w:r>
           <w:rPr>
             <w:rStyle w:val="Hyperlink"/>
@@ -3696,7 +4287,7 @@
         </w:rPr>
         <w:t xml:space="preserve">QuaRot：</w:t>
       </w:r>
-      <w:hyperlink r:id="rId21">
+      <w:hyperlink r:id="rId22">
         <w:r>
           <w:rPr>
             <w:rStyle w:val="Hyperlink"/>
@@ -3719,7 +4310,7 @@
         </w:rPr>
         <w:t xml:space="preserve">SpinQuant：</w:t>
       </w:r>
-      <w:hyperlink r:id="rId22">
+      <w:hyperlink r:id="rId23">
         <w:r>
           <w:rPr>
             <w:rStyle w:val="Hyperlink"/>
@@ -3742,7 +4333,7 @@
         </w:rPr>
         <w:t xml:space="preserve">QuIP#：</w:t>
       </w:r>
-      <w:hyperlink r:id="rId23">
+      <w:hyperlink r:id="rId24">
         <w:r>
           <w:rPr>
             <w:rStyle w:val="Hyperlink"/>
@@ -3765,7 +4356,7 @@
         </w:rPr>
         <w:t xml:space="preserve">OmniQuant：</w:t>
       </w:r>
-      <w:hyperlink r:id="rId24">
+      <w:hyperlink r:id="rId25">
         <w:r>
           <w:rPr>
             <w:rStyle w:val="Hyperlink"/>
@@ -3788,7 +4379,7 @@
         </w:rPr>
         <w:t xml:space="preserve">AQLM：</w:t>
       </w:r>
-      <w:hyperlink r:id="rId25">
+      <w:hyperlink r:id="rId26">
         <w:r>
           <w:rPr>
             <w:rStyle w:val="Hyperlink"/>
@@ -3811,7 +4402,7 @@
         </w:rPr>
         <w:t xml:space="preserve">KIVI：</w:t>
       </w:r>
-      <w:hyperlink r:id="rId26">
+      <w:hyperlink r:id="rId27">
         <w:r>
           <w:rPr>
             <w:rStyle w:val="Hyperlink"/>
@@ -3834,7 +4425,7 @@
         </w:rPr>
         <w:t xml:space="preserve">KVQuant：</w:t>
       </w:r>
-      <w:hyperlink r:id="rId27">
+      <w:hyperlink r:id="rId28">
         <w:r>
           <w:rPr>
             <w:rStyle w:val="Hyperlink"/>
@@ -3843,8 +4434,8 @@
         </w:r>
       </w:hyperlink>
     </w:p>
-    <w:bookmarkEnd w:id="28"/>
     <w:bookmarkEnd w:id="29"/>
+    <w:bookmarkEnd w:id="30"/>
     <w:sectPr>
       <w:footnotePr>
         <w:numRestart w:val="eachSect"/>

--- a/outputs/paper_delivery_2026-06-04/notion_ready/EigenSkill-Q_Notion_Page.docx
+++ b/outputs/paper_delivery_2026-06-04/notion_ready/EigenSkill-Q_Notion_Page.docx
@@ -2,7 +2,7 @@
 <file path=word/document.xml><?xml version="1.0" encoding="utf-8"?>
 <w:document xmlns:w="http://schemas.openxmlformats.org/wordprocessingml/2006/main" xmlns:m="http://schemas.openxmlformats.org/officeDocument/2006/math" xmlns:r="http://schemas.openxmlformats.org/officeDocument/2006/relationships" xmlns:o="urn:schemas-microsoft-com:office:office" xmlns:v="urn:schemas-microsoft-com:vml" xmlns:w10="urn:schemas-microsoft-com:office:word" xmlns:a="http://schemas.openxmlformats.org/drawingml/2006/main" xmlns:pic="http://schemas.openxmlformats.org/drawingml/2006/picture" xmlns:wp="http://schemas.openxmlformats.org/drawingml/2006/wordprocessingDrawing">
   <w:body>
-    <w:bookmarkStart w:id="30" w:name="eigenskill-q-阶段交付可验证量化策略旁路"/>
+    <w:bookmarkStart w:id="31" w:name="eigenskill-q-阶段交付可验证量化策略旁路"/>
     <w:p>
       <w:pPr>
         <w:pStyle w:val="Heading1"/>
@@ -3566,6 +3566,333 @@
         <w:t xml:space="preserve">不是单一验证切片偶然现象。</w:t>
       </w:r>
     </w:p>
+    <w:bookmarkEnd w:id="13"/>
+    <w:bookmarkStart w:id="14" w:name="Xf71fe9fe76c8260808d09ea8561e3b0aa4e6bd9"/>
+    <w:p>
+      <w:pPr>
+        <w:pStyle w:val="Heading2"/>
+      </w:pPr>
+      <w:r>
+        <w:t xml:space="preserve">2026-06-04 </w:t>
+      </w:r>
+      <w:r>
+        <w:rPr>
+          <w:rFonts w:hint="eastAsia"/>
+        </w:rPr>
+        <w:t xml:space="preserve">追加：output</w:t>
+      </w:r>
+      <w:r>
+        <w:t xml:space="preserve"> reconstruction proxy </w:t>
+      </w:r>
+      <w:r>
+        <w:rPr>
+          <w:rFonts w:hint="eastAsia"/>
+        </w:rPr>
+        <w:t xml:space="preserve">负结果</w:t>
+      </w:r>
+    </w:p>
+    <w:p>
+      <w:pPr>
+        <w:pStyle w:val="FirstParagraph"/>
+      </w:pPr>
+      <w:r>
+        <w:rPr>
+          <w:rFonts w:hint="eastAsia"/>
+        </w:rPr>
+        <w:t xml:space="preserve">新增</w:t>
+      </w:r>
+      <w:r>
+        <w:t xml:space="preserve"> </w:t>
+      </w:r>
+      <w:r>
+        <w:rPr>
+          <w:rStyle w:val="VerbatimChar"/>
+        </w:rPr>
+        <w:t xml:space="preserve">measure_module_output_sensitivity.py</w:t>
+      </w:r>
+      <w:r>
+        <w:rPr>
+          <w:rFonts w:hint="eastAsia"/>
+        </w:rPr>
+        <w:t xml:space="preserve">，对每个</w:t>
+      </w:r>
+      <w:r>
+        <w:t xml:space="preserve"> Linear </w:t>
+      </w:r>
+      <w:r>
+        <w:rPr>
+          <w:rFonts w:hint="eastAsia"/>
+        </w:rPr>
+        <w:t xml:space="preserve">模块采样输入</w:t>
+      </w:r>
+      <w:r>
+        <w:t xml:space="preserve"> </w:t>
+      </w:r>
+      <w:r>
+        <w:rPr>
+          <w:rStyle w:val="VerbatimChar"/>
+        </w:rPr>
+        <w:t xml:space="preserve">x</w:t>
+      </w:r>
+      <w:r>
+        <w:rPr>
+          <w:rFonts w:hint="eastAsia"/>
+        </w:rPr>
+        <w:t xml:space="preserve">，</w:t>
+      </w:r>
+      <w:r>
+        <w:t xml:space="preserve"> </w:t>
+      </w:r>
+      <w:r>
+        <w:rPr>
+          <w:rFonts w:hint="eastAsia"/>
+        </w:rPr>
+        <w:t xml:space="preserve">测量</w:t>
+      </w:r>
+      <w:r>
+        <w:t xml:space="preserve"> group-wise INT4 </w:t>
+      </w:r>
+      <w:r>
+        <w:rPr>
+          <w:rFonts w:hint="eastAsia"/>
+        </w:rPr>
+        <w:t xml:space="preserve">后的局部输出扰动：</w:t>
+      </w:r>
+    </w:p>
+    <w:p>
+      <w:pPr>
+        <w:pStyle w:val="SourceCode"/>
+      </w:pPr>
+      <w:r>
+        <w:rPr>
+          <w:rStyle w:val="VerbatimChar"/>
+        </w:rPr>
+        <w:t xml:space="preserve">E ||x(W - Q(W))^T||^2 / E ||xW^T||^2</w:t>
+      </w:r>
+    </w:p>
+    <w:p>
+      <w:pPr>
+        <w:pStyle w:val="FirstParagraph"/>
+      </w:pPr>
+      <w:r>
+        <w:rPr>
+          <w:rFonts w:hint="eastAsia"/>
+        </w:rPr>
+        <w:t xml:space="preserve">结果：</w:t>
+      </w:r>
+    </w:p>
+    <w:p>
+      <w:pPr>
+        <w:pStyle w:val="SourceCode"/>
+      </w:pPr>
+      <w:r>
+        <w:rPr>
+          <w:rStyle w:val="VerbatimChar"/>
+        </w:rPr>
+        <w:t xml:space="preserve">Linear modules:              225</w:t>
+      </w:r>
+      <w:r>
+        <w:br/>
+      </w:r>
+      <w:r>
+        <w:rPr>
+          <w:rStyle w:val="VerbatimChar"/>
+        </w:rPr>
+        <w:t xml:space="preserve">sample rows per module:      128</w:t>
+      </w:r>
+      <w:r>
+        <w:br/>
+      </w:r>
+      <w:r>
+        <w:rPr>
+          <w:rStyle w:val="VerbatimChar"/>
+        </w:rPr>
+        <w:t xml:space="preserve">output-sensitive allocation: 4-bit=135, 8-bit=90</w:t>
+      </w:r>
+      <w:r>
+        <w:br/>
+      </w:r>
+      <w:r>
+        <w:rPr>
+          <w:rStyle w:val="VerbatimChar"/>
+        </w:rPr>
+        <w:t xml:space="preserve">protected output proxy:      54.50%</w:t>
+      </w:r>
+    </w:p>
+    <w:p>
+      <w:pPr>
+        <w:pStyle w:val="FirstParagraph"/>
+      </w:pPr>
+      <w:r>
+        <w:rPr>
+          <w:rFonts w:hint="eastAsia"/>
+        </w:rPr>
+        <w:t xml:space="preserve">PPL：</w:t>
+      </w:r>
+    </w:p>
+    <w:tbl>
+      <w:tblPr>
+        <w:tblStyle w:val="Table"/>
+        <w:tblW w:type="auto" w:w="0"/>
+        <w:tblLook w:firstRow="1" w:lastRow="0" w:firstColumn="0" w:lastColumn="0" w:noHBand="0" w:noVBand="0" w:val="0020"/>
+      </w:tblPr>
+      <w:tblGrid>
+        <w:gridCol w:w="1980"/>
+        <w:gridCol w:w="1980"/>
+        <w:gridCol w:w="1980"/>
+        <w:gridCol w:w="1980"/>
+      </w:tblGrid>
+      <w:tr>
+        <w:trPr>
+          <w:tblHeader w:val="on"/>
+        </w:trPr>
+        <w:tc>
+          <w:tcPr/>
+          <w:p>
+            <w:pPr>
+              <w:pStyle w:val="Compact"/>
+            </w:pPr>
+            <w:r>
+              <w:t xml:space="preserve">dataset</w:t>
+            </w:r>
+          </w:p>
+        </w:tc>
+        <w:tc>
+          <w:tcPr/>
+          <w:p>
+            <w:pPr>
+              <w:pStyle w:val="Compact"/>
+              <w:jc w:val="right"/>
+            </w:pPr>
+            <w:r>
+              <w:t xml:space="preserve">output-sensitive PPL</w:t>
+            </w:r>
+          </w:p>
+        </w:tc>
+        <w:tc>
+          <w:tcPr/>
+          <w:p>
+            <w:pPr>
+              <w:pStyle w:val="Compact"/>
+              <w:jc w:val="right"/>
+            </w:pPr>
+            <w:r>
+              <w:t xml:space="preserve">loss-sensitive PPL</w:t>
+            </w:r>
+          </w:p>
+        </w:tc>
+        <w:tc>
+          <w:tcPr/>
+          <w:p>
+            <w:pPr>
+              <w:pStyle w:val="Compact"/>
+              <w:jc w:val="right"/>
+            </w:pPr>
+            <w:r>
+              <w:t xml:space="preserve">swap-search PPL</w:t>
+            </w:r>
+          </w:p>
+        </w:tc>
+      </w:tr>
+      <w:tr>
+        <w:tc>
+          <w:tcPr/>
+          <w:p>
+            <w:pPr>
+              <w:pStyle w:val="Compact"/>
+            </w:pPr>
+            <w:r>
+              <w:t xml:space="preserve">WikiText2-128</w:t>
+            </w:r>
+          </w:p>
+        </w:tc>
+        <w:tc>
+          <w:tcPr/>
+          <w:p>
+            <w:pPr>
+              <w:pStyle w:val="Compact"/>
+              <w:jc w:val="right"/>
+            </w:pPr>
+            <w:r>
+              <w:t xml:space="preserve">25.21</w:t>
+            </w:r>
+          </w:p>
+        </w:tc>
+        <w:tc>
+          <w:tcPr/>
+          <w:p>
+            <w:pPr>
+              <w:pStyle w:val="Compact"/>
+              <w:jc w:val="right"/>
+            </w:pPr>
+            <w:r>
+              <w:t xml:space="preserve">24.14</w:t>
+            </w:r>
+          </w:p>
+        </w:tc>
+        <w:tc>
+          <w:tcPr/>
+          <w:p>
+            <w:pPr>
+              <w:pStyle w:val="Compact"/>
+              <w:jc w:val="right"/>
+            </w:pPr>
+            <w:r>
+              <w:t xml:space="preserve">24.07</w:t>
+            </w:r>
+          </w:p>
+        </w:tc>
+      </w:tr>
+      <w:tr>
+        <w:tc>
+          <w:tcPr/>
+          <w:p>
+            <w:pPr>
+              <w:pStyle w:val="Compact"/>
+            </w:pPr>
+            <w:r>
+              <w:t xml:space="preserve">C4-64</w:t>
+            </w:r>
+          </w:p>
+        </w:tc>
+        <w:tc>
+          <w:tcPr/>
+          <w:p>
+            <w:pPr>
+              <w:pStyle w:val="Compact"/>
+              <w:jc w:val="right"/>
+            </w:pPr>
+            <w:r>
+              <w:t xml:space="preserve">33.71</w:t>
+            </w:r>
+          </w:p>
+        </w:tc>
+        <w:tc>
+          <w:tcPr/>
+          <w:p>
+            <w:pPr>
+              <w:pStyle w:val="Compact"/>
+              <w:jc w:val="right"/>
+            </w:pPr>
+            <w:r>
+              <w:t xml:space="preserve">32.77</w:t>
+            </w:r>
+          </w:p>
+        </w:tc>
+        <w:tc>
+          <w:tcPr/>
+          <w:p>
+            <w:pPr>
+              <w:pStyle w:val="Compact"/>
+              <w:jc w:val="right"/>
+            </w:pPr>
+            <w:r>
+              <w:t xml:space="preserve">32.57</w:t>
+            </w:r>
+          </w:p>
+        </w:tc>
+      </w:tr>
+    </w:tbl>
     <w:p>
       <w:pPr>
         <w:pStyle w:val="BodyText"/>
@@ -3574,6 +3901,89 @@
         <w:rPr>
           <w:rFonts w:hint="eastAsia"/>
         </w:rPr>
+        <w:t xml:space="preserve">含义：output</w:t>
+      </w:r>
+      <w:r>
+        <w:t xml:space="preserve"> reconstruction proxy </w:t>
+      </w:r>
+      <w:r>
+        <w:rPr>
+          <w:rFonts w:hint="eastAsia"/>
+        </w:rPr>
+        <w:t xml:space="preserve">优于</w:t>
+      </w:r>
+      <w:r>
+        <w:t xml:space="preserve"> uniform </w:t>
+      </w:r>
+      <w:r>
+        <w:rPr>
+          <w:rFonts w:hint="eastAsia"/>
+        </w:rPr>
+        <w:t xml:space="preserve">INT4，但弱于</w:t>
+      </w:r>
+      <w:r>
+        <w:t xml:space="preserve"> measured</w:t>
+      </w:r>
+      <w:r>
+        <w:t xml:space="preserve"> </w:t>
+      </w:r>
+      <w:r>
+        <w:rPr>
+          <w:rFonts w:hint="eastAsia"/>
+        </w:rPr>
+        <w:t xml:space="preserve">loss-sensitive，也没有超过</w:t>
+      </w:r>
+      <w:r>
+        <w:t xml:space="preserve"> activation-stat </w:t>
+      </w:r>
+      <w:r>
+        <w:rPr>
+          <w:rFonts w:hint="eastAsia"/>
+        </w:rPr>
+        <w:t xml:space="preserve">RD。这个负结果很关键：局部输出重构</w:t>
+      </w:r>
+      <w:r>
+        <w:t xml:space="preserve"> </w:t>
+      </w:r>
+      <w:r>
+        <w:rPr>
+          <w:rFonts w:hint="eastAsia"/>
+        </w:rPr>
+        <w:t xml:space="preserve">误差不能直接替代全局</w:t>
+      </w:r>
+      <w:r>
+        <w:t xml:space="preserve"> next-token </w:t>
+      </w:r>
+      <w:r>
+        <w:rPr>
+          <w:rFonts w:hint="eastAsia"/>
+        </w:rPr>
+        <w:t xml:space="preserve">loss，论文应强调</w:t>
+      </w:r>
+      <w:r>
+        <w:t xml:space="preserve"> loss-aware </w:t>
+      </w:r>
+      <w:r>
+        <w:rPr>
+          <w:rFonts w:hint="eastAsia"/>
+        </w:rPr>
+        <w:t xml:space="preserve">和</w:t>
+      </w:r>
+      <w:r>
+        <w:t xml:space="preserve"> </w:t>
+      </w:r>
+      <w:r>
+        <w:t xml:space="preserve">interaction-aware allocation。</w:t>
+      </w:r>
+    </w:p>
+    <w:p>
+      <w:pPr>
+        <w:pStyle w:val="BodyText"/>
+      </w:pPr>
+      <w:r>
+        <w:rPr>
+          <w:rFonts w:hint="eastAsia"/>
+        </w:rPr>
         <w:t xml:space="preserve">新增证据：</w:t>
       </w:r>
     </w:p>
@@ -3603,6 +4013,15 @@
         <w:rPr>
           <w:rStyle w:val="VerbatimChar"/>
         </w:rPr>
+        <w:t xml:space="preserve">train_python/measure_module_output_sensitivity.py</w:t>
+      </w:r>
+      <w:r>
+        <w:br/>
+      </w:r>
+      <w:r>
+        <w:rPr>
+          <w:rStyle w:val="VerbatimChar"/>
+        </w:rPr>
         <w:t xml:space="preserve">data_eval/text_prompts/c4_en_validation_64.txt</w:t>
       </w:r>
       <w:r>
@@ -3659,9 +4078,54 @@
         </w:rPr>
         <w:t xml:space="preserve">outputs/smollm2_fake_quant_ppl_compare_allocations_swap_group128_c4_en_validation_64_summary.json</w:t>
       </w:r>
-    </w:p>
-    <w:bookmarkEnd w:id="13"/>
-    <w:bookmarkStart w:id="14" w:name="数学主线"/>
+      <w:r>
+        <w:br/>
+      </w:r>
+      <w:r>
+        <w:rPr>
+          <w:rStyle w:val="VerbatimChar"/>
+        </w:rPr>
+        <w:t xml:space="preserve">outputs/smollm2_output_sensitivity_proxy_report.md</w:t>
+      </w:r>
+      <w:r>
+        <w:br/>
+      </w:r>
+      <w:r>
+        <w:rPr>
+          <w:rStyle w:val="VerbatimChar"/>
+        </w:rPr>
+        <w:t xml:space="preserve">outputs/smollm2_module_output_sensitivity_limit4_group128.json</w:t>
+      </w:r>
+      <w:r>
+        <w:br/>
+      </w:r>
+      <w:r>
+        <w:rPr>
+          <w:rStyle w:val="VerbatimChar"/>
+        </w:rPr>
+        <w:t xml:space="preserve">outputs/smollm2_output_sensitive_alloc_4to8_limit4_group128_summary.json</w:t>
+      </w:r>
+      <w:r>
+        <w:br/>
+      </w:r>
+      <w:r>
+        <w:rPr>
+          <w:rStyle w:val="VerbatimChar"/>
+        </w:rPr>
+        <w:t xml:space="preserve">outputs/smollm2_fake_quant_ppl_compare_allocations_with_output_proxy_group128_wikitext2_128_summary.json</w:t>
+      </w:r>
+      <w:r>
+        <w:br/>
+      </w:r>
+      <w:r>
+        <w:rPr>
+          <w:rStyle w:val="VerbatimChar"/>
+        </w:rPr>
+        <w:t xml:space="preserve">outputs/smollm2_fake_quant_ppl_compare_allocations_with_output_proxy_group128_c4_en_validation_64_summary.json</w:t>
+      </w:r>
+    </w:p>
+    <w:bookmarkEnd w:id="14"/>
+    <w:bookmarkStart w:id="15" w:name="数学主线"/>
     <w:p>
       <w:pPr>
         <w:pStyle w:val="Heading2"/>
@@ -3780,8 +4244,8 @@
         <w:t xml:space="preserve">            P(QualityDrop(x_t, a_t) &gt; delta) &lt;= eta</w:t>
       </w:r>
     </w:p>
-    <w:bookmarkEnd w:id="14"/>
-    <w:bookmarkStart w:id="15" w:name="候选-ccf-a-路线"/>
+    <w:bookmarkEnd w:id="15"/>
+    <w:bookmarkStart w:id="16" w:name="候选-ccf-a-路线"/>
     <w:p>
       <w:pPr>
         <w:pStyle w:val="Heading2"/>
@@ -3947,8 +4411,8 @@
         <w:t xml:space="preserve">B，不建议作为“CCF-A”主推，除非学校另有名单。</w:t>
       </w:r>
     </w:p>
-    <w:bookmarkEnd w:id="15"/>
-    <w:bookmarkStart w:id="16" w:name="不能声称"/>
+    <w:bookmarkEnd w:id="16"/>
+    <w:bookmarkStart w:id="17" w:name="不能声称"/>
     <w:p>
       <w:pPr>
         <w:pStyle w:val="Heading2"/>
@@ -4068,8 +4532,8 @@
         <w:t xml:space="preserve">写成已实现贡献。</w:t>
       </w:r>
     </w:p>
-    <w:bookmarkEnd w:id="16"/>
-    <w:bookmarkStart w:id="17" w:name="下一步"/>
+    <w:bookmarkEnd w:id="17"/>
+    <w:bookmarkStart w:id="18" w:name="下一步"/>
     <w:p>
       <w:pPr>
         <w:pStyle w:val="Heading2"/>
@@ -4165,8 +4629,8 @@
         <w:t xml:space="preserve"> accuracy、memory、latency、policy overhead、router failure。</w:t>
       </w:r>
     </w:p>
-    <w:bookmarkEnd w:id="17"/>
-    <w:bookmarkStart w:id="29" w:name="参考链接"/>
+    <w:bookmarkEnd w:id="18"/>
+    <w:bookmarkStart w:id="30" w:name="参考链接"/>
     <w:p>
       <w:pPr>
         <w:pStyle w:val="Heading2"/>
@@ -4195,7 +4659,7 @@
         </w:rPr>
         <w:t xml:space="preserve">推荐目录：</w:t>
       </w:r>
-      <w:hyperlink r:id="rId18">
+      <w:hyperlink r:id="rId19">
         <w:r>
           <w:rPr>
             <w:rStyle w:val="Hyperlink"/>
@@ -4218,7 +4682,7 @@
         </w:rPr>
         <w:t xml:space="preserve">GPTQ：</w:t>
       </w:r>
-      <w:hyperlink r:id="rId19">
+      <w:hyperlink r:id="rId20">
         <w:r>
           <w:rPr>
             <w:rStyle w:val="Hyperlink"/>
@@ -4241,7 +4705,7 @@
         </w:rPr>
         <w:t xml:space="preserve">AWQ：</w:t>
       </w:r>
-      <w:hyperlink r:id="rId20">
+      <w:hyperlink r:id="rId21">
         <w:r>
           <w:rPr>
             <w:rStyle w:val="Hyperlink"/>
@@ -4264,7 +4728,7 @@
         </w:rPr>
         <w:t xml:space="preserve">SmoothQuant：</w:t>
       </w:r>
-      <w:hyperlink r:id="rId21">
+      <w:hyperlink r:id="rId22">
         <w:r>
           <w:rPr>
             <w:rStyle w:val="Hyperlink"/>
@@ -4287,7 +4751,7 @@
         </w:rPr>
         <w:t xml:space="preserve">QuaRot：</w:t>
       </w:r>
-      <w:hyperlink r:id="rId22">
+      <w:hyperlink r:id="rId23">
         <w:r>
           <w:rPr>
             <w:rStyle w:val="Hyperlink"/>
@@ -4310,7 +4774,7 @@
         </w:rPr>
         <w:t xml:space="preserve">SpinQuant：</w:t>
       </w:r>
-      <w:hyperlink r:id="rId23">
+      <w:hyperlink r:id="rId24">
         <w:r>
           <w:rPr>
             <w:rStyle w:val="Hyperlink"/>
@@ -4333,7 +4797,7 @@
         </w:rPr>
         <w:t xml:space="preserve">QuIP#：</w:t>
       </w:r>
-      <w:hyperlink r:id="rId24">
+      <w:hyperlink r:id="rId25">
         <w:r>
           <w:rPr>
             <w:rStyle w:val="Hyperlink"/>
@@ -4356,7 +4820,7 @@
         </w:rPr>
         <w:t xml:space="preserve">OmniQuant：</w:t>
       </w:r>
-      <w:hyperlink r:id="rId25">
+      <w:hyperlink r:id="rId26">
         <w:r>
           <w:rPr>
             <w:rStyle w:val="Hyperlink"/>
@@ -4379,7 +4843,7 @@
         </w:rPr>
         <w:t xml:space="preserve">AQLM：</w:t>
       </w:r>
-      <w:hyperlink r:id="rId26">
+      <w:hyperlink r:id="rId27">
         <w:r>
           <w:rPr>
             <w:rStyle w:val="Hyperlink"/>
@@ -4402,7 +4866,7 @@
         </w:rPr>
         <w:t xml:space="preserve">KIVI：</w:t>
       </w:r>
-      <w:hyperlink r:id="rId27">
+      <w:hyperlink r:id="rId28">
         <w:r>
           <w:rPr>
             <w:rStyle w:val="Hyperlink"/>
@@ -4425,7 +4889,7 @@
         </w:rPr>
         <w:t xml:space="preserve">KVQuant：</w:t>
       </w:r>
-      <w:hyperlink r:id="rId28">
+      <w:hyperlink r:id="rId29">
         <w:r>
           <w:rPr>
             <w:rStyle w:val="Hyperlink"/>
@@ -4434,8 +4898,8 @@
         </w:r>
       </w:hyperlink>
     </w:p>
-    <w:bookmarkEnd w:id="29"/>
     <w:bookmarkEnd w:id="30"/>
+    <w:bookmarkEnd w:id="31"/>
     <w:sectPr>
       <w:footnotePr>
         <w:numRestart w:val="eachSect"/>
